--- a/docs/confluence/Zielbild_GitHub_Actions_Git.docx
+++ b/docs/confluence/Zielbild_GitHub_Actions_Git.docx
@@ -26,7 +26,7 @@
         <w:t xml:space="preserve"> </w:t>
       </w:r>
       <w:r>
-        <w:t xml:space="preserve">15. Juli 2026</w:t>
+        <w:t xml:space="preserve">16. Juli 2026</w:t>
       </w:r>
       <w:r>
         <w:t xml:space="preserve"> </w:t>
@@ -170,7 +170,7 @@
         <w:t xml:space="preserve"> </w:t>
       </w:r>
       <w:r>
-        <w:t xml:space="preserve">Runner, GitHub Environments, Null-SHA, Vertragsschalter und Concurrency.</w:t>
+        <w:t xml:space="preserve">Runner, GitHub Environments, die technische Workflowreferenz und Concurrency.</w:t>
       </w:r>
     </w:p>
     <w:p>
@@ -328,7 +328,7 @@
         <w:t xml:space="preserve"> </w:t>
       </w:r>
       <w:r>
-        <w:t xml:space="preserve">Ausgewählte Änderungen gelangen anschließend per Pull Request in die</w:t>
+        <w:t xml:space="preserve">Ausgewählte Änderungen gelangen anschließend per direktem Push in die</w:t>
       </w:r>
       <w:r>
         <w:t xml:space="preserve"> </w:t>
@@ -354,31 +354,19 @@
         <w:pStyle w:val="BodyText"/>
       </w:pPr>
       <w:r>
-        <w:t xml:space="preserve">Der Pull Request nach Bereitstellung bildet die kontrollierte Hülle für</w:t>
-      </w:r>
-      <w:r>
-        <w:t xml:space="preserve"> </w:t>
-      </w:r>
-      <w:r>
-        <w:t xml:space="preserve">Prüfung und Nachvollziehbarkeit. Er führt selbst keine Verteilung aus. Ein</w:t>
-      </w:r>
-      <w:r>
-        <w:t xml:space="preserve"> </w:t>
-      </w:r>
-      <w:r>
-        <w:t xml:space="preserve">verpflichtendes fremdes Review wird nicht eingeführt; der Ersteller darf nach</w:t>
-      </w:r>
-      <w:r>
-        <w:t xml:space="preserve"> </w:t>
-      </w:r>
-      <w:r>
-        <w:t xml:space="preserve">erfolgreichen Statuschecks selbst mergen. Direkte Pushes sind nur für</w:t>
-      </w:r>
-      <w:r>
-        <w:t xml:space="preserve"> </w:t>
-      </w:r>
-      <w:r>
-        <w:t xml:space="preserve">Bereitstellung verboten.</w:t>
+        <w:t xml:space="preserve">Der Push nach Bereitstellung führt selbst keine Verteilung aus. Die</w:t>
+      </w:r>
+      <w:r>
+        <w:t xml:space="preserve"> </w:t>
+      </w:r>
+      <w:r>
+        <w:t xml:space="preserve">verbindliche technische Prüfung von Konfiguration, Tag und Branchzuordnung</w:t>
+      </w:r>
+      <w:r>
+        <w:t xml:space="preserve"> </w:t>
+      </w:r>
+      <w:r>
+        <w:t xml:space="preserve">erfolgt beim Release-Tag unmittelbar vor dem Paketbau.</w:t>
       </w:r>
     </w:p>
     <w:p>
@@ -620,7 +608,7 @@
         </w:numPr>
       </w:pPr>
       <w:r>
-        <w:t xml:space="preserve">Ein Pull Request nach</w:t>
+        <w:t xml:space="preserve">Ein direkter Push nach</w:t>
       </w:r>
       <w:r>
         <w:t xml:space="preserve"> </w:t>
@@ -635,28 +623,13 @@
         <w:t xml:space="preserve"> </w:t>
       </w:r>
       <w:r>
-        <w:t xml:space="preserve">prüft Auswahlbranch,</w:t>
-      </w:r>
-      <w:r>
-        <w:t xml:space="preserve"> </w:t>
-      </w:r>
-      <w:r>
-        <w:t xml:space="preserve">Konfiguration und Freigabestand; sein Merge nach</w:t>
-      </w:r>
-      <w:r>
-        <w:t xml:space="preserve"> </w:t>
-      </w:r>
-      <w:r>
-        <w:rPr>
-          <w:rStyle w:val="VerbatimChar"/>
-        </w:rPr>
-        <w:t xml:space="preserve">Rxxx/Bereitstellung</w:t>
-      </w:r>
-      <w:r>
-        <w:t xml:space="preserve"> </w:t>
-      </w:r>
-      <w:r>
-        <w:t xml:space="preserve">erzeugt allein noch keine Lieferung.</w:t>
+        <w:t xml:space="preserve">stellt den freigegebenen Stand</w:t>
+      </w:r>
+      <w:r>
+        <w:t xml:space="preserve"> </w:t>
+      </w:r>
+      <w:r>
+        <w:t xml:space="preserve">zusammen, erzeugt allein aber noch keine Lieferung.</w:t>
       </w:r>
     </w:p>
     <w:p>
@@ -668,6 +641,24 @@
         </w:numPr>
       </w:pPr>
       <w:r>
+        <w:t xml:space="preserve">Erst der Release-Tag prüft Konfiguration, Tag und Branchzuordnung und startet</w:t>
+      </w:r>
+      <w:r>
+        <w:t xml:space="preserve"> </w:t>
+      </w:r>
+      <w:r>
+        <w:t xml:space="preserve">den Paketbau.</w:t>
+      </w:r>
+    </w:p>
+    <w:p>
+      <w:pPr>
+        <w:pStyle w:val="Compact"/>
+        <w:numPr>
+          <w:ilvl w:val="0"/>
+          <w:numId w:val="1001"/>
+        </w:numPr>
+      </w:pPr>
+      <w:r>
         <w:t xml:space="preserve">Die bestehenden Adapter- und Mainframe-Verfahren werden in der ersten</w:t>
       </w:r>
       <w:r>
@@ -1019,13 +1010,13 @@
         <w:pStyle w:val="BodyText"/>
       </w:pPr>
       <w:r>
-        <w:t xml:space="preserve">GitHub Actions reagiert auf Pull Requests, Merges, Release-Tags und</w:t>
-      </w:r>
-      <w:r>
-        <w:t xml:space="preserve"> </w:t>
-      </w:r>
-      <w:r>
-        <w:t xml:space="preserve">kontrollierte manuelle Wiederholungen. Es validiert Eingaben vor externen</w:t>
+        <w:t xml:space="preserve">GitHub Actions reagiert auf Pushes nach Entwicklung und Abnahme, Release-Tags</w:t>
+      </w:r>
+      <w:r>
+        <w:t xml:space="preserve"> </w:t>
+      </w:r>
+      <w:r>
+        <w:t xml:space="preserve">und kontrollierte manuelle Wiederholungen. Es validiert Eingaben vor externen</w:t>
       </w:r>
       <w:r>
         <w:t xml:space="preserve"> </w:t>
@@ -1065,7 +1056,29 @@
         <w:pStyle w:val="BodyText"/>
       </w:pPr>
       <w:r>
-        <w:t xml:space="preserve">Der M/Text-Adapter und der Mainframe-Prozess bleiben zunächst unverändert. Ein</w:t>
+        <w:t xml:space="preserve">Der M/Text-Adapter und der Prozess auf dem Mainframe-Zielsystem</w:t>
+      </w:r>
+      <w:r>
+        <w:t xml:space="preserve"> </w:t>
+      </w:r>
+      <w:r>
+        <w:rPr>
+          <w:b/>
+          <w:bCs/>
+        </w:rPr>
+        <w:t xml:space="preserve">IZE9</w:t>
+      </w:r>
+      <w:r>
+        <w:t xml:space="preserve"> </w:t>
+      </w:r>
+      <w:r>
+        <w:t xml:space="preserve">bleiben</w:t>
+      </w:r>
+      <w:r>
+        <w:t xml:space="preserve"> </w:t>
+      </w:r>
+      <w:r>
+        <w:t xml:space="preserve">zunächst unverändert. Ein</w:t>
       </w:r>
       <w:r>
         <w:t xml:space="preserve"> </w:t>
@@ -1084,6 +1097,24 @@
       </w:r>
       <w:r>
         <w:t xml:space="preserve">Übergabe gemeldet, nicht ein fachlicher Endstatus des nachgelagerten Jobs.</w:t>
+      </w:r>
+      <w:r>
+        <w:t xml:space="preserve"> </w:t>
+      </w:r>
+      <w:r>
+        <w:t xml:space="preserve">Damit endet der betrachtete Prozess aus Git-Sicht. Der weitere Weg bis zur</w:t>
+      </w:r>
+      <w:r>
+        <w:t xml:space="preserve"> </w:t>
+      </w:r>
+      <w:r>
+        <w:t xml:space="preserve">tatsächlichen Produktion ist komplexer und bleibt Aufgabe des bestehenden,</w:t>
+      </w:r>
+      <w:r>
+        <w:t xml:space="preserve"> </w:t>
+      </w:r>
+      <w:r>
+        <w:t xml:space="preserve">hier nicht modellierten Betriebsverfahrens.</w:t>
       </w:r>
     </w:p>
     <w:bookmarkEnd w:id="17"/>
@@ -1199,15 +1230,6 @@
         <w:rPr>
           <w:rStyle w:val="VerbatimChar"/>
         </w:rPr>
-        <w:t xml:space="preserve">        validate.yml</w:t>
-      </w:r>
-      <w:r>
-        <w:br/>
-      </w:r>
-      <w:r>
-        <w:rPr>
-          <w:rStyle w:val="VerbatimChar"/>
-        </w:rPr>
         <w:t xml:space="preserve">        sync-resources.yml</w:t>
       </w:r>
       <w:r>
@@ -1319,15 +1341,6 @@
         <w:rPr>
           <w:rStyle w:val="VerbatimChar"/>
         </w:rPr>
-        <w:t xml:space="preserve">        reusable-validate-release-promotion.yml</w:t>
-      </w:r>
-      <w:r>
-        <w:br/>
-      </w:r>
-      <w:r>
-        <w:rPr>
-          <w:rStyle w:val="VerbatimChar"/>
-        </w:rPr>
         <w:t xml:space="preserve">        reusable-sync-resources.yml</w:t>
       </w:r>
       <w:r>
@@ -1630,7 +1643,7 @@
         <w:t xml:space="preserve"> </w:t>
       </w:r>
       <w:r>
-        <w:t xml:space="preserve">entfällt. Drei dünne Workflows bilden Validierung, M/Text-Synchronisation</w:t>
+        <w:t xml:space="preserve">entfällt. Zwei dünne Workflows bilden M/Text-Synchronisation</w:t>
       </w:r>
       <w:r>
         <w:t xml:space="preserve"> </w:t>
@@ -1642,19 +1655,19 @@
         <w:t xml:space="preserve"> </w:t>
       </w:r>
       <w:r>
-        <w:t xml:space="preserve">Fachlogik und sind im Entwurf durch eine absichtlich nicht auflösbare zentrale</w:t>
-      </w:r>
-      <w:r>
-        <w:t xml:space="preserve"> </w:t>
-      </w:r>
-      <w:r>
-        <w:t xml:space="preserve">Referenz gegen Ausführung gesperrt. Ein lokaler Vertragstest prüft Trigger,</w:t>
-      </w:r>
-      <w:r>
-        <w:t xml:space="preserve"> </w:t>
-      </w:r>
-      <w:r>
-        <w:t xml:space="preserve">Berechtigungen und unveränderliche Workflow-Pins.</w:t>
+        <w:t xml:space="preserve">Fachlogik. Im Entwicklungssystem verweist ihre zentrale Workflowreferenz noch</w:t>
+      </w:r>
+      <w:r>
+        <w:t xml:space="preserve"> </w:t>
+      </w:r>
+      <w:r>
+        <w:t xml:space="preserve">auf einen nicht auflösbaren Null-SHA als technischen Platzhalter. Ein lokaler</w:t>
+      </w:r>
+      <w:r>
+        <w:t xml:space="preserve"> </w:t>
+      </w:r>
+      <w:r>
+        <w:t xml:space="preserve">Vertragstest prüft Trigger, Berechtigungen und unveränderliche Workflow-Pins.</w:t>
       </w:r>
     </w:p>
     <w:p>
@@ -1677,19 +1690,19 @@
         <w:t xml:space="preserve"> </w:t>
       </w:r>
       <w:r>
-        <w:t xml:space="preserve">Releaselinien und Adapterziele, drei wiederverwendbare Workflows, einen eigenen</w:t>
-      </w:r>
-      <w:r>
-        <w:t xml:space="preserve"> </w:t>
-      </w:r>
-      <w:r>
-        <w:t xml:space="preserve">zentralen CI-Workflow, die vollständige Python-CLI für Validierung,</w:t>
-      </w:r>
-      <w:r>
-        <w:t xml:space="preserve"> </w:t>
-      </w:r>
-      <w:r>
-        <w:t xml:space="preserve">Synchronisation, Paketbau und Mainframe-Übergabe sowie das aus der</w:t>
+        <w:t xml:space="preserve">Releaselinien und Adapterziele, zwei wiederverwendbare Workflows, einen eigenen</w:t>
+      </w:r>
+      <w:r>
+        <w:t xml:space="preserve"> </w:t>
+      </w:r>
+      <w:r>
+        <w:t xml:space="preserve">zentralen CI-Workflow, die vollständige Python-CLI für Synchronisation,</w:t>
+      </w:r>
+      <w:r>
+        <w:t xml:space="preserve"> </w:t>
+      </w:r>
+      <w:r>
+        <w:t xml:space="preserve">Paketbau und Mainframe-Übergabe sowie das aus der</w:t>
       </w:r>
       <w:r>
         <w:t xml:space="preserve"> </w:t>
@@ -1731,19 +1744,19 @@
         <w:t xml:space="preserve"> </w:t>
       </w:r>
       <w:r>
-        <w:t xml:space="preserve">ist für den Umfang der ersten Ausbaustufe nicht vorgesehen.</w:t>
-      </w:r>
-      <w:r>
-        <w:t xml:space="preserve"> </w:t>
-      </w:r>
-      <w:r>
-        <w:t xml:space="preserve">Die drei externen Verträge für serverSync, Adapter und Mainframe sind im</w:t>
-      </w:r>
-      <w:r>
-        <w:t xml:space="preserve"> </w:t>
-      </w:r>
-      <w:r>
-        <w:t xml:space="preserve">Entwurf getrennt gesperrt und werden erst nach fachlicher Abnahme aktiviert.</w:t>
+        <w:t xml:space="preserve">ist für den Umfang der ersten Ausbaustufe nicht vorgesehen. Künstliche</w:t>
+      </w:r>
+      <w:r>
+        <w:t xml:space="preserve"> </w:t>
+      </w:r>
+      <w:r>
+        <w:t xml:space="preserve">Freigabeschalter in dieser versionierten Konfiguration sind nicht vorgesehen;</w:t>
+      </w:r>
+      <w:r>
+        <w:t xml:space="preserve"> </w:t>
+      </w:r>
+      <w:r>
+        <w:t xml:space="preserve">die Schnittstellen werden direkt auf dem Entwicklungssystem praktisch geprüft.</w:t>
       </w:r>
     </w:p>
     <w:p>
@@ -1880,7 +1893,7 @@
         <w:t xml:space="preserve"> </w:t>
       </w:r>
       <w:r>
-        <w:t xml:space="preserve">einer Aktivierung wird der Null-SHA gemeinsam in allen aufrufenden Workflows</w:t>
+        <w:t xml:space="preserve">dem ersten Integrationslauf wird der Null-SHA gemeinsam in allen aufrufenden Workflows</w:t>
       </w:r>
       <w:r>
         <w:t xml:space="preserve"> </w:t>
@@ -2006,7 +2019,7 @@
         <w:t xml:space="preserve"> </w:t>
       </w:r>
       <w:r>
-        <w:t xml:space="preserve">Linien in einem Pull Request und zusätzliche fehleranfällige Pfadfilter</w:t>
+        <w:t xml:space="preserve">Linien in einem Push und zusätzliche fehleranfällige Pfadfilter</w:t>
       </w:r>
       <w:r>
         <w:t xml:space="preserve"> </w:t>
@@ -2020,13 +2033,57 @@
         <w:pStyle w:val="BodyText"/>
       </w:pPr>
       <w:r>
-        <w:t xml:space="preserve">Eine Änderung kann bei Bedarf zunächst auf einem lokalen Feature-Branch</w:t>
-      </w:r>
-      <w:r>
-        <w:t xml:space="preserve"> </w:t>
-      </w:r>
-      <w:r>
-        <w:t xml:space="preserve">entstehen; nur ihr direkter Push nach</w:t>
+        <w:t xml:space="preserve">Eine Änderung kann bei Bedarf zunächst auf einem Feature-Branch entstehen.</w:t>
+      </w:r>
+      <w:r>
+        <w:t xml:space="preserve"> </w:t>
+      </w:r>
+      <w:r>
+        <w:t xml:space="preserve">Dieser isoliert einen fachlichen Arbeitsstand vom gemeinsam genutzten</w:t>
+      </w:r>
+      <w:r>
+        <w:t xml:space="preserve"> </w:t>
+      </w:r>
+      <w:r>
+        <w:t xml:space="preserve">Entwicklungsbranch. Unfertige oder gemeinsam bearbeitete Stände können dadurch</w:t>
+      </w:r>
+      <w:r>
+        <w:t xml:space="preserve"> </w:t>
+      </w:r>
+      <w:r>
+        <w:t xml:space="preserve">versioniert und nach GitHub gepusht werden, ohne eine M/Text-Verteilung</w:t>
+      </w:r>
+      <w:r>
+        <w:t xml:space="preserve"> </w:t>
+      </w:r>
+      <w:r>
+        <w:t xml:space="preserve">auszulösen. Das erleichtert länger laufende Arbeiten und eine optionale Prüfung</w:t>
+      </w:r>
+      <w:r>
+        <w:t xml:space="preserve"> </w:t>
+      </w:r>
+      <w:r>
+        <w:t xml:space="preserve">des Zwischenstands, verursacht bei kleinen, unmittelbar fertigen Änderungen</w:t>
+      </w:r>
+      <w:r>
+        <w:t xml:space="preserve"> </w:t>
+      </w:r>
+      <w:r>
+        <w:t xml:space="preserve">aber nur zusätzlichen Aufwand und bleibt deshalb freiwillig.</w:t>
+      </w:r>
+    </w:p>
+    <w:p>
+      <w:pPr>
+        <w:pStyle w:val="BodyText"/>
+      </w:pPr>
+      <w:r>
+        <w:t xml:space="preserve">Der Feature-Branch ist keine eigene Lieferstufe. Erst wenn der gewünschte</w:t>
+      </w:r>
+      <w:r>
+        <w:t xml:space="preserve"> </w:t>
+      </w:r>
+      <w:r>
+        <w:t xml:space="preserve">Commit nach</w:t>
       </w:r>
       <w:r>
         <w:t xml:space="preserve"> </w:t>
@@ -2041,19 +2098,19 @@
         <w:t xml:space="preserve"> </w:t>
       </w:r>
       <w:r>
-        <w:t xml:space="preserve">verteilt den exakten</w:t>
-      </w:r>
-      <w:r>
-        <w:t xml:space="preserve"> </w:t>
-      </w:r>
-      <w:r>
-        <w:t xml:space="preserve">Commit automatisch zum M/Text-Entwicklungssystem der Linie. Nach</w:t>
-      </w:r>
-      <w:r>
-        <w:t xml:space="preserve"> </w:t>
-      </w:r>
-      <w:r>
-        <w:t xml:space="preserve">erfolgreicher fachlicher Prüfung wird derselbe Commit direkt nach</w:t>
+        <w:t xml:space="preserve">übernommen und dieser Branch gepusht wird,</w:t>
+      </w:r>
+      <w:r>
+        <w:t xml:space="preserve"> </w:t>
+      </w:r>
+      <w:r>
+        <w:t xml:space="preserve">verteilt die Automation den Stand zum M/Text-Entwicklungssystem der Linie.</w:t>
+      </w:r>
+      <w:r>
+        <w:t xml:space="preserve"> </w:t>
+      </w:r>
+      <w:r>
+        <w:t xml:space="preserve">Nach erfolgreicher fachlicher Prüfung wird derselbe Commit direkt nach</w:t>
       </w:r>
       <w:r>
         <w:t xml:space="preserve"> </w:t>
@@ -2082,34 +2139,13 @@
         <w:pStyle w:val="BodyText"/>
       </w:pPr>
       <w:r>
-        <w:t xml:space="preserve">Für die Bereitstellung werden ausgewählte Commits in</w:t>
-      </w:r>
-      <w:r>
-        <w:t xml:space="preserve"> </w:t>
-      </w:r>
-      <w:r>
-        <w:t xml:space="preserve">einem UTC-datierten Branch wie</w:t>
-      </w:r>
-      <w:r>
-        <w:t xml:space="preserve"> </w:t>
-      </w:r>
-      <w:r>
-        <w:rPr>
-          <w:rStyle w:val="VerbatimChar"/>
-        </w:rPr>
-        <w:t xml:space="preserve">release/R260-20260715T143000Z</w:t>
-      </w:r>
-      <w:r>
-        <w:t xml:space="preserve"> </w:t>
-      </w:r>
-      <w:r>
-        <w:t xml:space="preserve">gesammelt und</w:t>
-      </w:r>
-      <w:r>
-        <w:t xml:space="preserve"> </w:t>
-      </w:r>
-      <w:r>
-        <w:t xml:space="preserve">per Pull Request nach</w:t>
+        <w:t xml:space="preserve">Für die Bereitstellung werden die fachlich freigegebenen Commits ausgewählt,</w:t>
+      </w:r>
+      <w:r>
+        <w:t xml:space="preserve"> </w:t>
+      </w:r>
+      <w:r>
+        <w:t xml:space="preserve">auf den aktuellen Stand von</w:t>
       </w:r>
       <w:r>
         <w:t xml:space="preserve"> </w:t>
@@ -2124,7 +2160,76 @@
         <w:t xml:space="preserve"> </w:t>
       </w:r>
       <w:r>
-        <w:t xml:space="preserve">übernommen.</w:t>
+        <w:t xml:space="preserve">übernommen und direkt dorthin</w:t>
+      </w:r>
+      <w:r>
+        <w:t xml:space="preserve"> </w:t>
+      </w:r>
+      <w:r>
+        <w:t xml:space="preserve">gepusht. Dieser Push erzeugt noch keine Lieferung. Ein Benutzer setzt</w:t>
+      </w:r>
+      <w:r>
+        <w:t xml:space="preserve"> </w:t>
+      </w:r>
+      <w:r>
+        <w:t xml:space="preserve">anschließend einen Tag wie</w:t>
+      </w:r>
+      <w:r>
+        <w:t xml:space="preserve"> </w:t>
+      </w:r>
+      <w:r>
+        <w:rPr>
+          <w:rStyle w:val="VerbatimChar"/>
+        </w:rPr>
+        <w:t xml:space="preserve">R260.101</w:t>
+      </w:r>
+      <w:r>
+        <w:t xml:space="preserve">; der Tag-Push validiert Konfiguration,</w:t>
+      </w:r>
+      <w:r>
+        <w:t xml:space="preserve"> </w:t>
+      </w:r>
+      <w:r>
+        <w:t xml:space="preserve">Tag und Branchzuordnung und startet danach den Releasebau.</w:t>
+      </w:r>
+      <w:r>
+        <w:t xml:space="preserve"> </w:t>
+      </w:r>
+      <w:r>
+        <w:rPr>
+          <w:rStyle w:val="VerbatimChar"/>
+        </w:rPr>
+        <w:t xml:space="preserve">.100</w:t>
+      </w:r>
+      <w:r>
+        <w:t xml:space="preserve"> </w:t>
+      </w:r>
+      <w:r>
+        <w:t xml:space="preserve">erzeugt FULL, jede andere gültige dreistellige Endung ein kumulatives</w:t>
+      </w:r>
+      <w:r>
+        <w:t xml:space="preserve"> </w:t>
+      </w:r>
+      <w:r>
+        <w:t xml:space="preserve">DELTA gegen</w:t>
+      </w:r>
+      <w:r>
+        <w:t xml:space="preserve"> </w:t>
+      </w:r>
+      <w:r>
+        <w:rPr>
+          <w:rStyle w:val="VerbatimChar"/>
+        </w:rPr>
+        <w:t xml:space="preserve">.100</w:t>
+      </w:r>
+      <w:r>
+        <w:t xml:space="preserve">. Eine besondere GitHub-Tagschutzregel ist in der ersten</w:t>
+      </w:r>
+      <w:r>
+        <w:t xml:space="preserve"> </w:t>
+      </w:r>
+      <w:r>
+        <w:t xml:space="preserve">Ausbaustufe nicht vorgesehen.</w:t>
       </w:r>
     </w:p>
     <w:p>
@@ -2132,70 +2237,70 @@
         <w:pStyle w:val="BodyText"/>
       </w:pPr>
       <w:r>
-        <w:t xml:space="preserve">Der Pull Request nach Bereitstellung validiert den integrierten Stand vor dem</w:t>
-      </w:r>
-      <w:r>
-        <w:t xml:space="preserve"> </w:t>
-      </w:r>
-      <w:r>
-        <w:t xml:space="preserve">Merge. Der Merge selbst erzeugt noch keine Lieferung. Ein Benutzer setzt</w:t>
-      </w:r>
-      <w:r>
-        <w:t xml:space="preserve"> </w:t>
-      </w:r>
-      <w:r>
-        <w:t xml:space="preserve">anschließend einen Tag wie</w:t>
-      </w:r>
-      <w:r>
-        <w:t xml:space="preserve"> </w:t>
-      </w:r>
-      <w:r>
-        <w:rPr>
-          <w:rStyle w:val="VerbatimChar"/>
-        </w:rPr>
-        <w:t xml:space="preserve">R260.101</w:t>
-      </w:r>
-      <w:r>
-        <w:t xml:space="preserve">; der Tag-Push startet den Releasebau.</w:t>
-      </w:r>
-      <w:r>
-        <w:t xml:space="preserve"> </w:t>
-      </w:r>
-      <w:r>
-        <w:rPr>
-          <w:rStyle w:val="VerbatimChar"/>
-        </w:rPr>
-        <w:t xml:space="preserve">.100</w:t>
-      </w:r>
-      <w:r>
-        <w:t xml:space="preserve"> </w:t>
-      </w:r>
-      <w:r>
-        <w:t xml:space="preserve">erzeugt FULL, jede andere gültige dreistellige Endung ein kumulatives</w:t>
-      </w:r>
-      <w:r>
-        <w:t xml:space="preserve"> </w:t>
-      </w:r>
-      <w:r>
-        <w:t xml:space="preserve">DELTA gegen</w:t>
-      </w:r>
-      <w:r>
-        <w:t xml:space="preserve"> </w:t>
-      </w:r>
-      <w:r>
-        <w:rPr>
-          <w:rStyle w:val="VerbatimChar"/>
-        </w:rPr>
-        <w:t xml:space="preserve">.100</w:t>
-      </w:r>
-      <w:r>
-        <w:t xml:space="preserve">. Eine besondere GitHub-Tagschutzregel ist in der ersten</w:t>
-      </w:r>
-      <w:r>
-        <w:t xml:space="preserve"> </w:t>
-      </w:r>
-      <w:r>
-        <w:t xml:space="preserve">Ausbaustufe nicht vorgesehen.</w:t>
+        <w:t xml:space="preserve">Die Mandanten-Repositories erhalten keinen zusätzlichen</w:t>
+      </w:r>
+      <w:r>
+        <w:t xml:space="preserve"> </w:t>
+      </w:r>
+      <w:r>
+        <w:rPr>
+          <w:rStyle w:val="VerbatimChar"/>
+        </w:rPr>
+        <w:t xml:space="preserve">main</w:t>
+      </w:r>
+      <w:r>
+        <w:t xml:space="preserve">-Branch. Der</w:t>
+      </w:r>
+      <w:r>
+        <w:t xml:space="preserve"> </w:t>
+      </w:r>
+      <w:r>
+        <w:t xml:space="preserve">Default Branch zeigt auf den Entwicklungsbranch der aktuell führenden Linie,</w:t>
+      </w:r>
+      <w:r>
+        <w:t xml:space="preserve"> </w:t>
+      </w:r>
+      <w:r>
+        <w:t xml:space="preserve">zunächst</w:t>
+      </w:r>
+      <w:r>
+        <w:t xml:space="preserve"> </w:t>
+      </w:r>
+      <w:r>
+        <w:rPr>
+          <w:rStyle w:val="VerbatimChar"/>
+        </w:rPr>
+        <w:t xml:space="preserve">R261/Entwicklung</w:t>
+      </w:r>
+      <w:r>
+        <w:t xml:space="preserve">, und wird beim Linienwechsel manuell umgestellt.</w:t>
+      </w:r>
+      <w:r>
+        <w:t xml:space="preserve"> </w:t>
+      </w:r>
+      <w:r>
+        <w:t xml:space="preserve">Workflow- und Konfigurationsänderungen werden je aktiver Linie nach</w:t>
+      </w:r>
+      <w:r>
+        <w:t xml:space="preserve"> </w:t>
+      </w:r>
+      <w:r>
+        <w:rPr>
+          <w:rStyle w:val="VerbatimChar"/>
+        </w:rPr>
+        <w:t xml:space="preserve">Rxxx/Entwicklung</w:t>
+      </w:r>
+      <w:r>
+        <w:t xml:space="preserve"> </w:t>
+      </w:r>
+      <w:r>
+        <w:t xml:space="preserve">eingebracht und normal weiterpromotet. Das vermeidet eine</w:t>
+      </w:r>
+      <w:r>
+        <w:t xml:space="preserve"> </w:t>
+      </w:r>
+      <w:r>
+        <w:t xml:space="preserve">Automation mit Schreibrechten auf mehrere geschützte Branches.</w:t>
       </w:r>
     </w:p>
     <w:p>
@@ -2203,77 +2308,6 @@
         <w:pStyle w:val="BodyText"/>
       </w:pPr>
       <w:r>
-        <w:t xml:space="preserve">Die Mandanten-Repositories erhalten keinen zusätzlichen</w:t>
-      </w:r>
-      <w:r>
-        <w:t xml:space="preserve"> </w:t>
-      </w:r>
-      <w:r>
-        <w:rPr>
-          <w:rStyle w:val="VerbatimChar"/>
-        </w:rPr>
-        <w:t xml:space="preserve">main</w:t>
-      </w:r>
-      <w:r>
-        <w:t xml:space="preserve">-Branch. Der</w:t>
-      </w:r>
-      <w:r>
-        <w:t xml:space="preserve"> </w:t>
-      </w:r>
-      <w:r>
-        <w:t xml:space="preserve">Default Branch zeigt auf den Entwicklungsbranch der aktuell führenden Linie,</w:t>
-      </w:r>
-      <w:r>
-        <w:t xml:space="preserve"> </w:t>
-      </w:r>
-      <w:r>
-        <w:t xml:space="preserve">zunächst</w:t>
-      </w:r>
-      <w:r>
-        <w:t xml:space="preserve"> </w:t>
-      </w:r>
-      <w:r>
-        <w:rPr>
-          <w:rStyle w:val="VerbatimChar"/>
-        </w:rPr>
-        <w:t xml:space="preserve">R261/Entwicklung</w:t>
-      </w:r>
-      <w:r>
-        <w:t xml:space="preserve">, und wird beim Linienwechsel manuell umgestellt.</w:t>
-      </w:r>
-      <w:r>
-        <w:t xml:space="preserve"> </w:t>
-      </w:r>
-      <w:r>
-        <w:t xml:space="preserve">Workflow- und Konfigurationsänderungen werden je aktiver Linie nach</w:t>
-      </w:r>
-      <w:r>
-        <w:t xml:space="preserve"> </w:t>
-      </w:r>
-      <w:r>
-        <w:rPr>
-          <w:rStyle w:val="VerbatimChar"/>
-        </w:rPr>
-        <w:t xml:space="preserve">Rxxx/Entwicklung</w:t>
-      </w:r>
-      <w:r>
-        <w:t xml:space="preserve"> </w:t>
-      </w:r>
-      <w:r>
-        <w:t xml:space="preserve">eingebracht und normal weiterpromotet. Das vermeidet eine</w:t>
-      </w:r>
-      <w:r>
-        <w:t xml:space="preserve"> </w:t>
-      </w:r>
-      <w:r>
-        <w:t xml:space="preserve">Automation mit Schreibrechten auf mehrere geschützte Branches.</w:t>
-      </w:r>
-    </w:p>
-    <w:p>
-      <w:pPr>
-        <w:pStyle w:val="BodyText"/>
-      </w:pPr>
-      <w:r>
         <w:t xml:space="preserve">Die wiederverwendbaren Workflows sind nach Verantwortung getrennt. Der</w:t>
       </w:r>
       <w:r>
@@ -2304,19 +2338,19 @@
         <w:t xml:space="preserve"> </w:t>
       </w:r>
       <w:r>
-        <w:t xml:space="preserve">Die Freigabevalidierung läuft ausschließlich als Pull-Request-Gate vor</w:t>
-      </w:r>
-      <w:r>
-        <w:t xml:space="preserve"> </w:t>
-      </w:r>
-      <w:r>
-        <w:t xml:space="preserve">Bereitstellung. Sync und Releasebau validieren die Konfiguration bei der tatsächlichen Verwendung</w:t>
-      </w:r>
-      <w:r>
-        <w:t xml:space="preserve"> </w:t>
-      </w:r>
-      <w:r>
-        <w:t xml:space="preserve">erneut. Kontrollierte manuelle Wiederholungen müssen denselben Commit</w:t>
+        <w:t xml:space="preserve">Sync und Releasebau validieren die Konfiguration bei der tatsächlichen</w:t>
+      </w:r>
+      <w:r>
+        <w:t xml:space="preserve"> </w:t>
+      </w:r>
+      <w:r>
+        <w:t xml:space="preserve">Verwendung. Der Releasebau prüft zusätzlich, dass der Tag vom zugehörigen</w:t>
+      </w:r>
+      <w:r>
+        <w:t xml:space="preserve"> </w:t>
+      </w:r>
+      <w:r>
+        <w:t xml:space="preserve">Bereitstellungsbranch erreichbar ist. Kontrollierte manuelle Wiederholungen müssen denselben Commit</w:t>
       </w:r>
       <w:r>
         <w:t xml:space="preserve"> </w:t>

--- a/docs/confluence/Zielbild_GitHub_Actions_Git.docx
+++ b/docs/confluence/Zielbild_GitHub_Actions_Git.docx
@@ -491,13 +491,19 @@
         </w:numPr>
       </w:pPr>
       <w:r>
-        <w:t xml:space="preserve">Jeder Mandant erhält ein eigenes GitHub-Repository. Namen und grundsätzlicher</w:t>
-      </w:r>
-      <w:r>
-        <w:t xml:space="preserve"> </w:t>
-      </w:r>
-      <w:r>
-        <w:t xml:space="preserve">Aufbau orientieren sich an den bisherigen Mandantenstrukturen.</w:t>
+        <w:t xml:space="preserve">Jeder Mandant erhält ein eigenes privates GitHub-Repository. Namen und</w:t>
+      </w:r>
+      <w:r>
+        <w:t xml:space="preserve"> </w:t>
+      </w:r>
+      <w:r>
+        <w:t xml:space="preserve">grundsätzlicher Aufbau orientieren sich an den bisherigen</w:t>
+      </w:r>
+      <w:r>
+        <w:t xml:space="preserve"> </w:t>
+      </w:r>
+      <w:r>
+        <w:t xml:space="preserve">Mandantenstrukturen.</w:t>
       </w:r>
     </w:p>
     <w:p>
@@ -533,13 +539,28 @@
         </w:numPr>
       </w:pPr>
       <w:r>
-        <w:t xml:space="preserve">Jeder Lauf verarbeitet genau einen eindeutig bestimmten Git-Stand. Seine</w:t>
-      </w:r>
-      <w:r>
-        <w:t xml:space="preserve"> </w:t>
-      </w:r>
-      <w:r>
-        <w:t xml:space="preserve">technische Kennung ist der Commit-SHA.</w:t>
+        <w:rPr>
+          <w:rStyle w:val="VerbatimChar"/>
+        </w:rPr>
+        <w:t xml:space="preserve">mtext-actions</w:t>
+      </w:r>
+      <w:r>
+        <w:t xml:space="preserve"> </w:t>
+      </w:r>
+      <w:r>
+        <w:t xml:space="preserve">ist ein privates Repository. Direkten Zugriff erhalten nur</w:t>
+      </w:r>
+      <w:r>
+        <w:t xml:space="preserve"> </w:t>
+      </w:r>
+      <w:r>
+        <w:t xml:space="preserve">die zentralen Automatisierungsverantwortlichen; Text-Entwickler der</w:t>
+      </w:r>
+      <w:r>
+        <w:t xml:space="preserve"> </w:t>
+      </w:r>
+      <w:r>
+        <w:t xml:space="preserve">Mandanten werden dort nicht als Repositorymitglieder berechtigt.</w:t>
       </w:r>
     </w:p>
     <w:p>
@@ -551,13 +572,13 @@
         </w:numPr>
       </w:pPr>
       <w:r>
-        <w:t xml:space="preserve">Der Mandant ergibt sich aus dem Repository und seiner Konfiguration. Er kann</w:t>
-      </w:r>
-      <w:r>
-        <w:t xml:space="preserve"> </w:t>
-      </w:r>
-      <w:r>
-        <w:t xml:space="preserve">beim Start eines Laufs nicht frei gewählt werden.</w:t>
+        <w:t xml:space="preserve">Jeder Lauf verarbeitet genau einen eindeutig bestimmten Git-Stand. Seine</w:t>
+      </w:r>
+      <w:r>
+        <w:t xml:space="preserve"> </w:t>
+      </w:r>
+      <w:r>
+        <w:t xml:space="preserve">technische Kennung ist der Commit-SHA.</w:t>
       </w:r>
     </w:p>
     <w:p>
@@ -569,52 +590,13 @@
         </w:numPr>
       </w:pPr>
       <w:r>
-        <w:t xml:space="preserve">Aktive Releaselinien erhalten getrennte Branches für Entwicklung, Abnahme</w:t>
-      </w:r>
-      <w:r>
-        <w:t xml:space="preserve"> </w:t>
-      </w:r>
-      <w:r>
-        <w:t xml:space="preserve">und Bereitstellung. Derzeit sind dies</w:t>
-      </w:r>
-      <w:r>
-        <w:t xml:space="preserve"> </w:t>
-      </w:r>
-      <w:r>
-        <w:rPr>
-          <w:rStyle w:val="VerbatimChar"/>
-        </w:rPr>
-        <w:t xml:space="preserve">R260</w:t>
-      </w:r>
-      <w:r>
-        <w:t xml:space="preserve">,</w:t>
-      </w:r>
-      <w:r>
-        <w:t xml:space="preserve"> </w:t>
-      </w:r>
-      <w:r>
-        <w:rPr>
-          <w:rStyle w:val="VerbatimChar"/>
-        </w:rPr>
-        <w:t xml:space="preserve">R261</w:t>
-      </w:r>
-      <w:r>
-        <w:t xml:space="preserve"> </w:t>
-      </w:r>
-      <w:r>
-        <w:t xml:space="preserve">und</w:t>
-      </w:r>
-      <w:r>
-        <w:t xml:space="preserve"> </w:t>
-      </w:r>
-      <w:r>
-        <w:rPr>
-          <w:rStyle w:val="VerbatimChar"/>
-        </w:rPr>
-        <w:t xml:space="preserve">R270</w:t>
-      </w:r>
-      <w:r>
-        <w:t xml:space="preserve">.</w:t>
+        <w:t xml:space="preserve">Der Mandant ergibt sich aus dem Repository und seiner Konfiguration. Er kann</w:t>
+      </w:r>
+      <w:r>
+        <w:t xml:space="preserve"> </w:t>
+      </w:r>
+      <w:r>
+        <w:t xml:space="preserve">beim Start eines Laufs nicht frei gewählt werden.</w:t>
       </w:r>
     </w:p>
     <w:p>
@@ -626,13 +608,52 @@
         </w:numPr>
       </w:pPr>
       <w:r>
-        <w:t xml:space="preserve">Geheimnisse und Zugangsdaten werden nicht in Git gespeichert, sondern über</w:t>
-      </w:r>
-      <w:r>
-        <w:t xml:space="preserve"> </w:t>
-      </w:r>
-      <w:r>
-        <w:t xml:space="preserve">die dafür vorgesehenen GitHub-Einstellungen bereitgestellt.</w:t>
+        <w:t xml:space="preserve">Aktive Releaselinien erhalten getrennte Branches für Entwicklung, Abnahme</w:t>
+      </w:r>
+      <w:r>
+        <w:t xml:space="preserve"> </w:t>
+      </w:r>
+      <w:r>
+        <w:t xml:space="preserve">und Bereitstellung. Derzeit sind dies</w:t>
+      </w:r>
+      <w:r>
+        <w:t xml:space="preserve"> </w:t>
+      </w:r>
+      <w:r>
+        <w:rPr>
+          <w:rStyle w:val="VerbatimChar"/>
+        </w:rPr>
+        <w:t xml:space="preserve">R260</w:t>
+      </w:r>
+      <w:r>
+        <w:t xml:space="preserve">,</w:t>
+      </w:r>
+      <w:r>
+        <w:t xml:space="preserve"> </w:t>
+      </w:r>
+      <w:r>
+        <w:rPr>
+          <w:rStyle w:val="VerbatimChar"/>
+        </w:rPr>
+        <w:t xml:space="preserve">R261</w:t>
+      </w:r>
+      <w:r>
+        <w:t xml:space="preserve"> </w:t>
+      </w:r>
+      <w:r>
+        <w:t xml:space="preserve">und</w:t>
+      </w:r>
+      <w:r>
+        <w:t xml:space="preserve"> </w:t>
+      </w:r>
+      <w:r>
+        <w:rPr>
+          <w:rStyle w:val="VerbatimChar"/>
+        </w:rPr>
+        <w:t xml:space="preserve">R270</w:t>
+      </w:r>
+      <w:r>
+        <w:t xml:space="preserve">.</w:t>
       </w:r>
     </w:p>
     <w:p>
@@ -644,6 +665,24 @@
         </w:numPr>
       </w:pPr>
       <w:r>
+        <w:t xml:space="preserve">Geheimnisse und Zugangsdaten werden nicht in Git gespeichert, sondern über</w:t>
+      </w:r>
+      <w:r>
+        <w:t xml:space="preserve"> </w:t>
+      </w:r>
+      <w:r>
+        <w:t xml:space="preserve">die dafür vorgesehenen GitHub-Einstellungen bereitgestellt.</w:t>
+      </w:r>
+    </w:p>
+    <w:p>
+      <w:pPr>
+        <w:pStyle w:val="Compact"/>
+        <w:numPr>
+          <w:ilvl w:val="0"/>
+          <w:numId w:val="1002"/>
+        </w:numPr>
+      </w:pPr>
+      <w:r>
         <w:t xml:space="preserve">Eine weitergehende Statusabfrage bei M/Text oder auf dem Mainframe wird in</w:t>
       </w:r>
       <w:r>
@@ -738,31 +777,25 @@
         </w:numPr>
       </w:pPr>
       <w:r>
-        <w:t xml:space="preserve">FULL-Pakete heißen</w:t>
-      </w:r>
-      <w:r>
-        <w:t xml:space="preserve"> </w:t>
-      </w:r>
-      <w:r>
-        <w:rPr>
-          <w:rStyle w:val="VerbatimChar"/>
-        </w:rPr>
-        <w:t xml:space="preserve">&lt;Mandant&gt;&lt;Paketcode&gt;F.tgz</w:t>
-      </w:r>
-      <w:r>
-        <w:t xml:space="preserve">, DELTA-Pakete entsprechend</w:t>
-      </w:r>
-      <w:r>
-        <w:t xml:space="preserve"> </w:t>
-      </w:r>
-      <w:r>
-        <w:rPr>
-          <w:rStyle w:val="VerbatimChar"/>
-        </w:rPr>
-        <w:t xml:space="preserve">&lt;Mandant&gt;&lt;Paketcode&gt;D.tgz</w:t>
-      </w:r>
-      <w:r>
-        <w:t xml:space="preserve">.</w:t>
+        <w:t xml:space="preserve">FULL- und DELTA-Pakete behalten ihre historisch festgelegten Dateinamen. Die</w:t>
+      </w:r>
+      <w:r>
+        <w:t xml:space="preserve"> </w:t>
+      </w:r>
+      <w:r>
+        <w:t xml:space="preserve">dafür benötigte Projektkennung wird zentral aus dem freigegebenen</w:t>
+      </w:r>
+      <w:r>
+        <w:t xml:space="preserve"> </w:t>
+      </w:r>
+      <w:r>
+        <w:t xml:space="preserve">Projektnamen abgeleitet und kann nicht im Mandanten-Repository geändert</w:t>
+      </w:r>
+      <w:r>
+        <w:t xml:space="preserve"> </w:t>
+      </w:r>
+      <w:r>
+        <w:t xml:space="preserve">werden.</w:t>
       </w:r>
     </w:p>
     <w:p>
@@ -780,13 +813,7 @@
         <w:t xml:space="preserve"> </w:t>
       </w:r>
       <w:r>
-        <w:rPr>
-          <w:rStyle w:val="VerbatimChar"/>
-        </w:rPr>
-        <w:t xml:space="preserve">&lt;Mandant&gt;&lt;Paketcode&gt;D.txt</w:t>
-      </w:r>
-      <w:r>
-        <w:t xml:space="preserve">.</w:t>
+        <w:t xml:space="preserve">entsprechend der bisherigen Namensregel.</w:t>
       </w:r>
     </w:p>
     <w:p>
@@ -959,7 +986,7 @@
               <w:pStyle w:val="Compact"/>
             </w:pPr>
             <w:r>
-              <w:t xml:space="preserve">M/Text-Ressourcen, Projektzuordnungen, Paketcodes und mandantenspezifische Workflows</w:t>
+              <w:t xml:space="preserve">M/Text-Ressourcen, Projektzuordnungen, mandantenspezifische technische Übergabewerte und dünne Workflows</w:t>
             </w:r>
           </w:p>
         </w:tc>
@@ -1071,6 +1098,194 @@
         <w:pStyle w:val="BodyText"/>
       </w:pPr>
       <w:r>
+        <w:t xml:space="preserve">Mandanten-Repositories dürfen die freigegebenen wiederverwendbaren Workflows</w:t>
+      </w:r>
+      <w:r>
+        <w:t xml:space="preserve"> </w:t>
+      </w:r>
+      <w:r>
+        <w:t xml:space="preserve">über die GitHub-Actions-Zugriffsrichtlinie aufrufen. Diese technische Freigabe</w:t>
+      </w:r>
+      <w:r>
+        <w:t xml:space="preserve"> </w:t>
+      </w:r>
+      <w:r>
+        <w:t xml:space="preserve">erteilt ihren Benutzern keinen direkten Zugriff auf</w:t>
+      </w:r>
+      <w:r>
+        <w:t xml:space="preserve"> </w:t>
+      </w:r>
+      <w:r>
+        <w:rPr>
+          <w:rStyle w:val="VerbatimChar"/>
+        </w:rPr>
+        <w:t xml:space="preserve">mtext-actions</w:t>
+      </w:r>
+      <w:r>
+        <w:t xml:space="preserve">. Die</w:t>
+      </w:r>
+      <w:r>
+        <w:t xml:space="preserve"> </w:t>
+      </w:r>
+      <w:r>
+        <w:t xml:space="preserve">Ausgaben der aufgerufenen Jobs erscheinen jedoch in den Workflow-Logs des</w:t>
+      </w:r>
+      <w:r>
+        <w:t xml:space="preserve"> </w:t>
+      </w:r>
+      <w:r>
+        <w:t xml:space="preserve">Mandanten-Repositories. Deshalb werden Logs grundsätzlich als</w:t>
+      </w:r>
+      <w:r>
+        <w:t xml:space="preserve"> </w:t>
+      </w:r>
+      <w:r>
+        <w:t xml:space="preserve">mandantensichtbar behandelt und enthalten weder Secrets noch unnötige interne</w:t>
+      </w:r>
+      <w:r>
+        <w:t xml:space="preserve"> </w:t>
+      </w:r>
+      <w:r>
+        <w:t xml:space="preserve">Details.</w:t>
+      </w:r>
+    </w:p>
+    <w:p>
+      <w:pPr>
+        <w:pStyle w:val="BodyText"/>
+      </w:pPr>
+      <w:r>
+        <w:t xml:space="preserve">Damit die technische Freigabe nicht über veränderte aufrufende Workflows</w:t>
+      </w:r>
+      <w:r>
+        <w:t xml:space="preserve"> </w:t>
+      </w:r>
+      <w:r>
+        <w:t xml:space="preserve">zweckentfremdet werden kann, dürfen Text-Entwickler der Mandanten keine Dateien</w:t>
+      </w:r>
+      <w:r>
+        <w:t xml:space="preserve"> </w:t>
+      </w:r>
+      <w:r>
+        <w:t xml:space="preserve">unter</w:t>
+      </w:r>
+      <w:r>
+        <w:t xml:space="preserve"> </w:t>
+      </w:r>
+      <w:r>
+        <w:rPr>
+          <w:rStyle w:val="VerbatimChar"/>
+        </w:rPr>
+        <w:t xml:space="preserve">.github/workflows/</w:t>
+      </w:r>
+      <w:r>
+        <w:t xml:space="preserve"> </w:t>
+      </w:r>
+      <w:r>
+        <w:t xml:space="preserve">ändern oder neu anlegen. Ein Push-Ruleset schützt</w:t>
+      </w:r>
+      <w:r>
+        <w:t xml:space="preserve"> </w:t>
+      </w:r>
+      <w:r>
+        <w:t xml:space="preserve">diesen Pfad auf allen Branches; nur die zentralen</w:t>
+      </w:r>
+      <w:r>
+        <w:t xml:space="preserve"> </w:t>
+      </w:r>
+      <w:r>
+        <w:t xml:space="preserve">Automatisierungsverantwortlichen erhalten einen kontrollierten Bypass.</w:t>
+      </w:r>
+      <w:r>
+        <w:t xml:space="preserve"> </w:t>
+      </w:r>
+      <w:r>
+        <w:rPr>
+          <w:rStyle w:val="VerbatimChar"/>
+        </w:rPr>
+        <w:t xml:space="preserve">config/mandant.json</w:t>
+      </w:r>
+      <w:r>
+        <w:t xml:space="preserve"> </w:t>
+      </w:r>
+      <w:r>
+        <w:t xml:space="preserve">wird ebenfalls von der normalen Ressourcenpflege</w:t>
+      </w:r>
+      <w:r>
+        <w:t xml:space="preserve"> </w:t>
+      </w:r>
+      <w:r>
+        <w:t xml:space="preserve">getrennt und darf nur durch den benannten technischen Verantwortlichenkreis</w:t>
+      </w:r>
+      <w:r>
+        <w:t xml:space="preserve"> </w:t>
+      </w:r>
+      <w:r>
+        <w:t xml:space="preserve">geändert werden.</w:t>
+      </w:r>
+    </w:p>
+    <w:p>
+      <w:pPr>
+        <w:pStyle w:val="BodyText"/>
+      </w:pPr>
+      <w:r>
+        <w:t xml:space="preserve">Die Text-Entwickler bearbeiten Briefressourcen in der M/Text Workbench und</w:t>
+      </w:r>
+      <w:r>
+        <w:t xml:space="preserve"> </w:t>
+      </w:r>
+      <w:r>
+        <w:t xml:space="preserve">verwenden deren integrierten Git-Client für Commit und Push. GitHub im Browser</w:t>
+      </w:r>
+      <w:r>
+        <w:t xml:space="preserve"> </w:t>
+      </w:r>
+      <w:r>
+        <w:t xml:space="preserve">dient der Laufkontrolle, manuellen Wiederholungen, Freigaben, Release-Tags und</w:t>
+      </w:r>
+      <w:r>
+        <w:t xml:space="preserve"> </w:t>
+      </w:r>
+      <w:r>
+        <w:t xml:space="preserve">den weitergehenden Verwaltungsaufgaben. Die tägliche Ressourcenarbeit setzt</w:t>
+      </w:r>
+      <w:r>
+        <w:t xml:space="preserve"> </w:t>
+      </w:r>
+      <w:r>
+        <w:t xml:space="preserve">keine Git-Kommandozeile voraus.</w:t>
+      </w:r>
+    </w:p>
+    <w:p>
+      <w:pPr>
+        <w:pStyle w:val="BodyText"/>
+      </w:pPr>
+      <w:r>
+        <w:t xml:space="preserve">Für die gezielte Übernahme einzelner Änderungen zwischen den Stufen erhalten</w:t>
+      </w:r>
+      <w:r>
+        <w:t xml:space="preserve"> </w:t>
+      </w:r>
+      <w:r>
+        <w:t xml:space="preserve">die dafür berechtigten Text-Entwickler zusätzlich einen geeigneten Git-Client.</w:t>
+      </w:r>
+      <w:r>
+        <w:t xml:space="preserve"> </w:t>
+      </w:r>
+      <w:r>
+        <w:t xml:space="preserve">Das konkrete Produkt, seine Bereitstellung und der verbindliche Bedienweg</w:t>
+      </w:r>
+      <w:r>
+        <w:t xml:space="preserve"> </w:t>
+      </w:r>
+      <w:r>
+        <w:t xml:space="preserve">werden vor dem Pilotbetrieb festgelegt und abgenommen.</w:t>
+      </w:r>
+    </w:p>
+    <w:p>
+      <w:pPr>
+        <w:pStyle w:val="BodyText"/>
+      </w:pPr>
+      <w:r>
         <w:t xml:space="preserve">Die Berechtigungen werden je Mandanten-Repository vergeben. Jeder Mandant</w:t>
       </w:r>
       <w:r>
@@ -1400,13 +1615,7 @@
         <w:t xml:space="preserve"> </w:t>
       </w:r>
       <w:r>
-        <w:t xml:space="preserve">synchronisiert und in Releasepakete aufgenommen werden, einschließlich ihrer</w:t>
-      </w:r>
-      <w:r>
-        <w:t xml:space="preserve"> </w:t>
-      </w:r>
-      <w:r>
-        <w:t xml:space="preserve">jeweiligen Paketcodes.</w:t>
+        <w:t xml:space="preserve">synchronisiert und in Releasepakete aufgenommen werden.</w:t>
       </w:r>
       <w:r>
         <w:t xml:space="preserve"> </w:t>
@@ -1421,19 +1630,19 @@
         <w:t xml:space="preserve"> </w:t>
       </w:r>
       <w:r>
-        <w:t xml:space="preserve">soll ebenfalls in das Repository</w:t>
-      </w:r>
-      <w:r>
-        <w:t xml:space="preserve"> </w:t>
-      </w:r>
-      <w:r>
-        <w:t xml:space="preserve">übernommen werden, ist aber wie bisher nicht Bestandteil der Synchronisation</w:t>
-      </w:r>
-      <w:r>
-        <w:t xml:space="preserve"> </w:t>
-      </w:r>
-      <w:r>
-        <w:t xml:space="preserve">oder der Releasepakete.</w:t>
+        <w:t xml:space="preserve">soll</w:t>
+      </w:r>
+      <w:r>
+        <w:t xml:space="preserve"> </w:t>
+      </w:r>
+      <w:r>
+        <w:t xml:space="preserve">ebenfalls in das Repository übernommen werden, ist aber wie bisher nicht</w:t>
+      </w:r>
+      <w:r>
+        <w:t xml:space="preserve"> </w:t>
+      </w:r>
+      <w:r>
+        <w:t xml:space="preserve">Bestandteil der Synchronisation oder der Releasepakete.</w:t>
       </w:r>
     </w:p>
     <w:p>
@@ -1676,7 +1885,13 @@
         <w:t xml:space="preserve"> </w:t>
       </w:r>
       <w:r>
-        <w:t xml:space="preserve">erlauben. Beides wird mit einem nichtproduktiven Lauf geprüft.</w:t>
+        <w:t xml:space="preserve">erlauben, ohne deren Benutzer direkt am zentralen Repository zu berechtigen.</w:t>
+      </w:r>
+      <w:r>
+        <w:t xml:space="preserve"> </w:t>
+      </w:r>
+      <w:r>
+        <w:t xml:space="preserve">Beides wird mit einem nichtproduktiven Lauf geprüft.</w:t>
       </w:r>
     </w:p>
     <w:bookmarkEnd w:id="17"/>
@@ -1819,19 +2034,37 @@
         <w:t xml:space="preserve"> </w:t>
       </w:r>
       <w:r>
-        <w:t xml:space="preserve">Stufe wird derselbe Commit übernommen. Dadurch bleibt erkennbar, welcher</w:t>
-      </w:r>
-      <w:r>
-        <w:t xml:space="preserve"> </w:t>
-      </w:r>
-      <w:r>
-        <w:t xml:space="preserve">geprüfte Stand weitergegeben wurde. Die Workflow-Trigger verwenden das</w:t>
-      </w:r>
-      <w:r>
-        <w:t xml:space="preserve"> </w:t>
-      </w:r>
-      <w:r>
-        <w:t xml:space="preserve">allgemeine Namensmuster</w:t>
+        <w:t xml:space="preserve">Stufe wird eine fachlich ausgewählte Änderung per Cherry-Pick übernommen. Der</w:t>
+      </w:r>
+      <w:r>
+        <w:t xml:space="preserve"> </w:t>
+      </w:r>
+      <w:r>
+        <w:t xml:space="preserve">Cherry-Pick erzeugt auf dem Zielbranch einen neuen Commit mit einer neuen SHA;</w:t>
+      </w:r>
+      <w:r>
+        <w:t xml:space="preserve"> </w:t>
+      </w:r>
+      <w:r>
+        <w:t xml:space="preserve">weitergegeben wird dieselbe Änderung, nicht derselbe Commit. Die</w:t>
+      </w:r>
+      <w:r>
+        <w:t xml:space="preserve"> </w:t>
+      </w:r>
+      <w:r>
+        <w:t xml:space="preserve">vollständige Quell-SHA wird nach einer verbindlichen Konvention im neuen</w:t>
+      </w:r>
+      <w:r>
+        <w:t xml:space="preserve"> </w:t>
+      </w:r>
+      <w:r>
+        <w:t xml:space="preserve">Ziel-Commit dokumentiert. Die Workflow-Trigger verwenden das allgemeine</w:t>
+      </w:r>
+      <w:r>
+        <w:t xml:space="preserve"> </w:t>
+      </w:r>
+      <w:r>
+        <w:t xml:space="preserve">Namensmuster</w:t>
       </w:r>
       <w:r>
         <w:t xml:space="preserve"> </w:t>
@@ -1843,13 +2076,13 @@
         <w:t xml:space="preserve">Rnnn/&lt;Stufe&gt;</w:t>
       </w:r>
       <w:r>
-        <w:t xml:space="preserve">; ob eine konkrete Linie aktiv ist,</w:t>
-      </w:r>
-      <w:r>
-        <w:t xml:space="preserve"> </w:t>
-      </w:r>
-      <w:r>
-        <w:t xml:space="preserve">entscheidet ausschließlich die zentrale Deploymentkonfiguration.</w:t>
+        <w:t xml:space="preserve">; ob eine konkrete Linie aktiv ist, entscheidet</w:t>
+      </w:r>
+      <w:r>
+        <w:t xml:space="preserve"> </w:t>
+      </w:r>
+      <w:r>
+        <w:t xml:space="preserve">ausschließlich die zentrale Deploymentkonfiguration.</w:t>
       </w:r>
     </w:p>
     <w:p>
@@ -1919,67 +2152,55 @@
         <w:pStyle w:val="BodyText"/>
       </w:pPr>
       <w:r>
-        <w:t xml:space="preserve">In der Pilotphase werden die fachlich ausgewählten Commits weiterhin direkt</w:t>
-      </w:r>
-      <w:r>
-        <w:t xml:space="preserve"> </w:t>
-      </w:r>
-      <w:r>
-        <w:t xml:space="preserve">per Cherry-Pick nach</w:t>
-      </w:r>
-      <w:r>
-        <w:t xml:space="preserve"> </w:t>
-      </w:r>
-      <w:r>
-        <w:rPr>
-          <w:rStyle w:val="VerbatimChar"/>
-        </w:rPr>
-        <w:t xml:space="preserve">Rnnn/Bereitstellung</w:t>
-      </w:r>
-      <w:r>
-        <w:t xml:space="preserve"> </w:t>
-      </w:r>
-      <w:r>
-        <w:t xml:space="preserve">übernommen. Dabei wird insbesondere</w:t>
-      </w:r>
-      <w:r>
-        <w:t xml:space="preserve"> </w:t>
-      </w:r>
-      <w:r>
-        <w:t xml:space="preserve">beobachtet, ob parallele Zusammenstellungen oder die Nachvollziehbarkeit der</w:t>
-      </w:r>
-      <w:r>
-        <w:t xml:space="preserve"> </w:t>
-      </w:r>
-      <w:r>
-        <w:t xml:space="preserve">Auswahl Probleme verursachen. Falls dies im Betrieb erforderlich wird, kann</w:t>
-      </w:r>
-      <w:r>
-        <w:t xml:space="preserve"> </w:t>
-      </w:r>
-      <w:r>
-        <w:t xml:space="preserve">später ein kurzlebiger Auswahlbranch mit einem normalen Pull Request nach</w:t>
-      </w:r>
-      <w:r>
-        <w:t xml:space="preserve"> </w:t>
-      </w:r>
-      <w:r>
-        <w:rPr>
-          <w:rStyle w:val="VerbatimChar"/>
-        </w:rPr>
-        <w:t xml:space="preserve">Rnnn/Bereitstellung</w:t>
-      </w:r>
-      <w:r>
-        <w:t xml:space="preserve"> </w:t>
-      </w:r>
-      <w:r>
-        <w:t xml:space="preserve">eingeführt werden. Dafür ist kein eigener fachlicher</w:t>
-      </w:r>
-      <w:r>
-        <w:t xml:space="preserve"> </w:t>
-      </w:r>
-      <w:r>
-        <w:t xml:space="preserve">Validate-Workflow erforderlich.</w:t>
+        <w:t xml:space="preserve">Der zusätzliche Git-Client für die Auswahl und Übernahme einzelner Änderungen</w:t>
+      </w:r>
+      <w:r>
+        <w:t xml:space="preserve"> </w:t>
+      </w:r>
+      <w:r>
+        <w:t xml:space="preserve">nach Abnahme und Bereitstellung wird vor dem Pilotbetrieb ausgewählt,</w:t>
+      </w:r>
+      <w:r>
+        <w:t xml:space="preserve"> </w:t>
+      </w:r>
+      <w:r>
+        <w:t xml:space="preserve">bereitgestellt und praktisch abgenommen. Ein direkter Cherry-Pick ist über die</w:t>
+      </w:r>
+      <w:r>
+        <w:t xml:space="preserve"> </w:t>
+      </w:r>
+      <w:r>
+        <w:t xml:space="preserve">GitHub-Weboberfläche allein nicht verfügbar. Soll der erweiterte Ablauf später</w:t>
+      </w:r>
+      <w:r>
+        <w:t xml:space="preserve"> </w:t>
+      </w:r>
+      <w:r>
+        <w:t xml:space="preserve">vollständig im Browser stattfinden, ist ein kurzlebiger Auswahlbranch mit</w:t>
+      </w:r>
+      <w:r>
+        <w:t xml:space="preserve"> </w:t>
+      </w:r>
+      <w:r>
+        <w:t xml:space="preserve">einem normalen Pull Request der bevorzugte GitHub-native Weg. Dafür ist kein</w:t>
+      </w:r>
+      <w:r>
+        <w:t xml:space="preserve"> </w:t>
+      </w:r>
+      <w:r>
+        <w:t xml:space="preserve">eigener fachlicher Validate-Workflow erforderlich. Eine alternativ eingeführte</w:t>
+      </w:r>
+      <w:r>
+        <w:t xml:space="preserve"> </w:t>
+      </w:r>
+      <w:r>
+        <w:t xml:space="preserve">schreibende Automation müsste einen eigenen, ausdrücklich freizugebenden</w:t>
+      </w:r>
+      <w:r>
+        <w:t xml:space="preserve"> </w:t>
+      </w:r>
+      <w:r>
+        <w:t xml:space="preserve">Sicherheitsvertrag erhalten.</w:t>
       </w:r>
     </w:p>
     <w:p>
@@ -2129,19 +2350,7 @@
         </w:numPr>
       </w:pPr>
       <w:r>
-        <w:t xml:space="preserve">die Paketcodes sowie</w:t>
-      </w:r>
-    </w:p>
-    <w:p>
-      <w:pPr>
-        <w:pStyle w:val="Compact"/>
-        <w:numPr>
-          <w:ilvl w:val="0"/>
-          <w:numId w:val="1004"/>
-        </w:numPr>
-      </w:pPr>
-      <w:r>
-        <w:t xml:space="preserve">die Mainframe-Zuordnungen des Mandanten.</w:t>
+        <w:t xml:space="preserve">die für den Mandanten variablen technischen Übergabewerte.</w:t>
       </w:r>
     </w:p>
     <w:p>
@@ -2185,64 +2394,108 @@
         <w:t xml:space="preserve"> </w:t>
       </w:r>
       <w:r>
-        <w:t xml:space="preserve">bildet die Projekt-Allowlist für Synchronisation und Release. Optional</w:t>
-      </w:r>
-      <w:r>
-        <w:t xml:space="preserve"> </w:t>
-      </w:r>
-      <w:r>
-        <w:t xml:space="preserve">definierte</w:t>
-      </w:r>
-      <w:r>
-        <w:t xml:space="preserve"> </w:t>
-      </w:r>
-      <w:r>
-        <w:rPr>
-          <w:rStyle w:val="VerbatimChar"/>
-        </w:rPr>
-        <w:t xml:space="preserve">sync_overrides</w:t>
-      </w:r>
-      <w:r>
-        <w:t xml:space="preserve"> </w:t>
-      </w:r>
-      <w:r>
-        <w:t xml:space="preserve">ergänzen nur die Synchronisation einer bestimmten</w:t>
-      </w:r>
-      <w:r>
-        <w:t xml:space="preserve"> </w:t>
-      </w:r>
-      <w:r>
-        <w:t xml:space="preserve">Linie und Stufe; sie verändern den Paketinhalt nicht. Dadurch bleibt auch bei</w:t>
-      </w:r>
-      <w:r>
-        <w:t xml:space="preserve"> </w:t>
-      </w:r>
-      <w:r>
-        <w:t xml:space="preserve">einem späteren Release eines älteren Tags nachvollziehbar, welche Projekte,</w:t>
-      </w:r>
-      <w:r>
-        <w:t xml:space="preserve"> </w:t>
-      </w:r>
-      <w:r>
-        <w:t xml:space="preserve">Paketcodes, Assignments und Level zu genau diesem Stand gehörten. Eine</w:t>
-      </w:r>
-      <w:r>
-        <w:t xml:space="preserve"> </w:t>
-      </w:r>
-      <w:r>
-        <w:t xml:space="preserve">Zentralisierung außerhalb des Mandanten-Repositories würde diese gemeinsame</w:t>
-      </w:r>
-      <w:r>
-        <w:t xml:space="preserve"> </w:t>
-      </w:r>
-      <w:r>
-        <w:t xml:space="preserve">Versionierung von Ressourcen und Mandantenmapping auflösen und ist deshalb</w:t>
-      </w:r>
-      <w:r>
-        <w:t xml:space="preserve"> </w:t>
-      </w:r>
-      <w:r>
-        <w:t xml:space="preserve">nicht vorgesehen.</w:t>
+        <w:t xml:space="preserve">bildet die gemeinsame Projekt-Allowlist für Synchronisation und Release;</w:t>
+      </w:r>
+      <w:r>
+        <w:t xml:space="preserve"> </w:t>
+      </w:r>
+      <w:r>
+        <w:t xml:space="preserve">linien- oder stufenspezifische Zusatzprojekte sind nicht vorgesehen. Dadurch</w:t>
+      </w:r>
+      <w:r>
+        <w:t xml:space="preserve"> </w:t>
+      </w:r>
+      <w:r>
+        <w:t xml:space="preserve">bleibt auch bei einem späteren Release eines älteren Tags nachvollziehbar,</w:t>
+      </w:r>
+      <w:r>
+        <w:t xml:space="preserve"> </w:t>
+      </w:r>
+      <w:r>
+        <w:t xml:space="preserve">welche Projekte und technischen Übergabewerte zu genau diesem Stand gehörten.</w:t>
+      </w:r>
+      <w:r>
+        <w:t xml:space="preserve"> </w:t>
+      </w:r>
+      <w:r>
+        <w:t xml:space="preserve">Eine Zentralisierung außerhalb des Mandanten-Repositories würde diese</w:t>
+      </w:r>
+      <w:r>
+        <w:t xml:space="preserve"> </w:t>
+      </w:r>
+      <w:r>
+        <w:t xml:space="preserve">gemeinsame Versionierung von Ressourcen und Mandantenmapping auflösen und ist</w:t>
+      </w:r>
+      <w:r>
+        <w:t xml:space="preserve"> </w:t>
+      </w:r>
+      <w:r>
+        <w:t xml:space="preserve">deshalb nicht vorgesehen.</w:t>
+      </w:r>
+    </w:p>
+    <w:p>
+      <w:pPr>
+        <w:pStyle w:val="BodyText"/>
+      </w:pPr>
+      <w:r>
+        <w:t xml:space="preserve">Zu den mandantenspezifischen Übergabewerten gehören das Subsystem sowie je</w:t>
+      </w:r>
+      <w:r>
+        <w:t xml:space="preserve"> </w:t>
+      </w:r>
+      <w:r>
+        <w:t xml:space="preserve">Übergabeprofil Assignment und fachlicher Stage-Code. Die bestehende JCL nennt</w:t>
+      </w:r>
+      <w:r>
+        <w:t xml:space="preserve"> </w:t>
+      </w:r>
+      <w:r>
+        <w:t xml:space="preserve">diesen Stage-Code historisch</w:t>
+      </w:r>
+      <w:r>
+        <w:t xml:space="preserve"> </w:t>
+      </w:r>
+      <w:r>
+        <w:rPr>
+          <w:rStyle w:val="VerbatimChar"/>
+        </w:rPr>
+        <w:t xml:space="preserve">LEVEL</w:t>
+      </w:r>
+      <w:r>
+        <w:t xml:space="preserve">; ein zusätzlicher Levelwert wird nicht</w:t>
+      </w:r>
+      <w:r>
+        <w:t xml:space="preserve"> </w:t>
+      </w:r>
+      <w:r>
+        <w:t xml:space="preserve">eingeführt. Diese Werte dürfen bei einer fachlich bestätigten Änderung der</w:t>
+      </w:r>
+      <w:r>
+        <w:t xml:space="preserve"> </w:t>
+      </w:r>
+      <w:r>
+        <w:t xml:space="preserve">Mandantenzuordnung versioniert in</w:t>
+      </w:r>
+      <w:r>
+        <w:t xml:space="preserve"> </w:t>
+      </w:r>
+      <w:r>
+        <w:rPr>
+          <w:rStyle w:val="VerbatimChar"/>
+        </w:rPr>
+        <w:t xml:space="preserve">mandant.json</w:t>
+      </w:r>
+      <w:r>
+        <w:t xml:space="preserve"> </w:t>
+      </w:r>
+      <w:r>
+        <w:t xml:space="preserve">angepasst werden. Der zentral</w:t>
+      </w:r>
+      <w:r>
+        <w:t xml:space="preserve"> </w:t>
+      </w:r>
+      <w:r>
+        <w:t xml:space="preserve">verwaltete Test-/Produktionswert und Zugangsdaten gehören nicht in diese Datei.</w:t>
       </w:r>
     </w:p>
     <w:p>
@@ -2272,9 +2525,8 @@
         <w:tblLook w:firstRow="1" w:lastRow="0" w:firstColumn="0" w:lastColumn="0" w:noHBand="0" w:noVBand="0" w:val="0020"/>
       </w:tblPr>
       <w:tblGrid>
-        <w:gridCol w:w="2640"/>
-        <w:gridCol w:w="2640"/>
-        <w:gridCol w:w="2640"/>
+        <w:gridCol w:w="3960"/>
+        <w:gridCol w:w="3960"/>
       </w:tblGrid>
       <w:tr>
         <w:trPr>
@@ -2298,18 +2550,7 @@
               <w:pStyle w:val="Compact"/>
             </w:pPr>
             <w:r>
-              <w:t xml:space="preserve">Technische Linie</w:t>
-            </w:r>
-          </w:p>
-        </w:tc>
-        <w:tc>
-          <w:tcPr/>
-          <w:p>
-            <w:pPr>
-              <w:pStyle w:val="Compact"/>
-            </w:pPr>
-            <w:r>
-              <w:t xml:space="preserve">Mainframe-Stufe</w:t>
+              <w:t xml:space="preserve">Technische M/Text-Linie</w:t>
             </w:r>
           </w:p>
         </w:tc>
@@ -2343,20 +2584,6 @@
             </w:r>
           </w:p>
         </w:tc>
-        <w:tc>
-          <w:tcPr/>
-          <w:p>
-            <w:pPr>
-              <w:pStyle w:val="Compact"/>
-            </w:pPr>
-            <w:r>
-              <w:rPr>
-                <w:rStyle w:val="VerbatimChar"/>
-              </w:rPr>
-              <w:t xml:space="preserve">JUR</w:t>
-            </w:r>
-          </w:p>
-        </w:tc>
       </w:tr>
       <w:tr>
         <w:tc>
@@ -2384,20 +2611,6 @@
                 <w:rStyle w:val="VerbatimChar"/>
               </w:rPr>
               <w:t xml:space="preserve">en01</w:t>
-            </w:r>
-          </w:p>
-        </w:tc>
-        <w:tc>
-          <w:tcPr/>
-          <w:p>
-            <w:pPr>
-              <w:pStyle w:val="Compact"/>
-            </w:pPr>
-            <w:r>
-              <w:rPr>
-                <w:rStyle w:val="VerbatimChar"/>
-              </w:rPr>
-              <w:t xml:space="preserve">FKT</w:t>
             </w:r>
           </w:p>
         </w:tc>
@@ -2431,20 +2644,6 @@
             </w:r>
           </w:p>
         </w:tc>
-        <w:tc>
-          <w:tcPr/>
-          <w:p>
-            <w:pPr>
-              <w:pStyle w:val="Compact"/>
-            </w:pPr>
-            <w:r>
-              <w:rPr>
-                <w:rStyle w:val="VerbatimChar"/>
-              </w:rPr>
-              <w:t xml:space="preserve">JUR</w:t>
-            </w:r>
-          </w:p>
-        </w:tc>
       </w:tr>
     </w:tbl>
     <w:p>
@@ -2903,31 +3102,37 @@
         <w:pStyle w:val="BodyText"/>
       </w:pPr>
       <w:r>
-        <w:t xml:space="preserve">Für jede Übergabe werden ausschließlich geprüfte Werte für ISPW-Instanz,</w:t>
-      </w:r>
-      <w:r>
-        <w:t xml:space="preserve"> </w:t>
-      </w:r>
-      <w:r>
-        <w:t xml:space="preserve">Level, Subsystem, Member und Assignment in das Template eingesetzt. Fehlende,</w:t>
-      </w:r>
-      <w:r>
-        <w:t xml:space="preserve"> </w:t>
-      </w:r>
-      <w:r>
-        <w:t xml:space="preserve">unbekannte oder syntaktisch unzulässige Werte führen vor der Übergabe zu einem</w:t>
-      </w:r>
-      <w:r>
-        <w:t xml:space="preserve"> </w:t>
-      </w:r>
-      <w:r>
-        <w:t xml:space="preserve">Fehler. Zugangsdaten werden weder in die JCL noch in die Protokolle</w:t>
-      </w:r>
-      <w:r>
-        <w:t xml:space="preserve"> </w:t>
-      </w:r>
-      <w:r>
-        <w:t xml:space="preserve">geschrieben.</w:t>
+        <w:t xml:space="preserve">Für jede Übergabe werden ausschließlich die im bisherigen Verfahren</w:t>
+      </w:r>
+      <w:r>
+        <w:t xml:space="preserve"> </w:t>
+      </w:r>
+      <w:r>
+        <w:t xml:space="preserve">benötigten, geprüften Werte in das Template eingesetzt. Historisch feste Werte</w:t>
+      </w:r>
+      <w:r>
+        <w:t xml:space="preserve"> </w:t>
+      </w:r>
+      <w:r>
+        <w:t xml:space="preserve">bleiben fest; nur tatsächlich mandantenspezifische Zuordnungen werden aus der</w:t>
+      </w:r>
+      <w:r>
+        <w:t xml:space="preserve"> </w:t>
+      </w:r>
+      <w:r>
+        <w:t xml:space="preserve">Mandantenkonfiguration übernommen. Fehlende, unbekannte oder syntaktisch</w:t>
+      </w:r>
+      <w:r>
+        <w:t xml:space="preserve"> </w:t>
+      </w:r>
+      <w:r>
+        <w:t xml:space="preserve">unzulässige Werte führen vor der Übergabe zu einem Fehler. Zugangsdaten werden</w:t>
+      </w:r>
+      <w:r>
+        <w:t xml:space="preserve"> </w:t>
+      </w:r>
+      <w:r>
+        <w:t xml:space="preserve">weder in die JCL noch in die Protokolle geschrieben.</w:t>
       </w:r>
     </w:p>
     <w:p>

--- a/docs/confluence/Zielbild_GitHub_Actions_Git.docx
+++ b/docs/confluence/Zielbild_GitHub_Actions_Git.docx
@@ -2,7 +2,7 @@
 <file path=word/document.xml><?xml version="1.0" encoding="utf-8"?>
 <w:document xmlns:w="http://schemas.openxmlformats.org/wordprocessingml/2006/main" xmlns:m="http://schemas.openxmlformats.org/officeDocument/2006/math" xmlns:r="http://schemas.openxmlformats.org/officeDocument/2006/relationships" xmlns:o="urn:schemas-microsoft-com:office:office" xmlns:v="urn:schemas-microsoft-com:vml" xmlns:w10="urn:schemas-microsoft-com:office:word" xmlns:a="http://schemas.openxmlformats.org/drawingml/2006/main" xmlns:pic="http://schemas.openxmlformats.org/drawingml/2006/picture" xmlns:wp="http://schemas.openxmlformats.org/drawingml/2006/wordprocessingDrawing">
   <w:body>
-    <w:bookmarkStart w:id="23" w:name="X97e557bc7e8dabc0fe80862b53409af5c29efd1"/>
+    <w:bookmarkStart w:id="25" w:name="X97e557bc7e8dabc0fe80862b53409af5c29efd1"/>
     <w:p>
       <w:pPr>
         <w:pStyle w:val="Heading1"/>
@@ -397,31 +397,91 @@
         <w:pStyle w:val="FirstParagraph"/>
       </w:pPr>
       <w:r>
-        <w:t xml:space="preserve">Die bestehenden Schnittstellen bleiben zunächst erhalten: M/Text wird über</w:t>
-      </w:r>
-      <w:r>
-        <w:t xml:space="preserve"> </w:t>
-      </w:r>
-      <w:r>
-        <w:t xml:space="preserve">den vorhandenen Adapter angesprochen, die Mainframe-Übergabe erfolgt weiterhin</w:t>
-      </w:r>
-      <w:r>
-        <w:t xml:space="preserve"> </w:t>
-      </w:r>
-      <w:r>
-        <w:t xml:space="preserve">per FTP und JES. GitHub Actions kann dabei nur die unmittelbare Annahme durch</w:t>
-      </w:r>
-      <w:r>
-        <w:t xml:space="preserve"> </w:t>
-      </w:r>
-      <w:r>
-        <w:t xml:space="preserve">die Schnittstelle bestätigen. Der spätere fachliche Abschluss im Zielsystem</w:t>
-      </w:r>
-      <w:r>
-        <w:t xml:space="preserve"> </w:t>
-      </w:r>
-      <w:r>
-        <w:t xml:space="preserve">ist nicht Bestandteil dieser ersten Ausbaustufe.</w:t>
+        <w:t xml:space="preserve">Der vorhandene M/Text-Adapter bleibt die zentrale technische Schnittstelle;</w:t>
+      </w:r>
+      <w:r>
+        <w:t xml:space="preserve"> </w:t>
+      </w:r>
+      <w:r>
+        <w:t xml:space="preserve">der Transport der Ressourcen nach</w:t>
+      </w:r>
+      <w:r>
+        <w:t xml:space="preserve"> </w:t>
+      </w:r>
+      <w:r>
+        <w:rPr>
+          <w:rStyle w:val="VerbatimChar"/>
+        </w:rPr>
+        <w:t xml:space="preserve">serverSync</w:t>
+      </w:r>
+      <w:r>
+        <w:t xml:space="preserve"> </w:t>
+      </w:r>
+      <w:r>
+        <w:t xml:space="preserve">ist jedoch noch festzulegen.</w:t>
+      </w:r>
+      <w:r>
+        <w:t xml:space="preserve"> </w:t>
+      </w:r>
+      <w:r>
+        <w:t xml:space="preserve">Zur Wahl stehen ein PUT mit den Ressourcendaten an den Adapter, der direkte</w:t>
+      </w:r>
+      <w:r>
+        <w:t xml:space="preserve"> </w:t>
+      </w:r>
+      <w:r>
+        <w:t xml:space="preserve">Sharezugriff des Runners und der Download eines GitHub-Actions-Artefakts durch</w:t>
+      </w:r>
+      <w:r>
+        <w:t xml:space="preserve"> </w:t>
+      </w:r>
+      <w:r>
+        <w:t xml:space="preserve">den Adapter oder M/Text. Dieses Artefakt enthält unmittelbar den für</w:t>
+      </w:r>
+      <w:r>
+        <w:t xml:space="preserve"> </w:t>
+      </w:r>
+      <w:r>
+        <w:rPr>
+          <w:rStyle w:val="VerbatimChar"/>
+        </w:rPr>
+        <w:t xml:space="preserve">serverSync</w:t>
+      </w:r>
+      <w:r>
+        <w:t xml:space="preserve"> </w:t>
+      </w:r>
+      <w:r>
+        <w:t xml:space="preserve">zusammengestellten Verzeichnisbaum und kein zusätzliches</w:t>
+      </w:r>
+      <w:r>
+        <w:t xml:space="preserve"> </w:t>
+      </w:r>
+      <w:r>
+        <w:t xml:space="preserve">fachliches M/Text-Paket; ein Git-Checkout durch das Zielsystem ist nicht</w:t>
+      </w:r>
+      <w:r>
+        <w:t xml:space="preserve"> </w:t>
+      </w:r>
+      <w:r>
+        <w:t xml:space="preserve">erforderlich. Die Mainframe-Übergabe erfolgt weiterhin per FTP und JES. GitHub</w:t>
+      </w:r>
+      <w:r>
+        <w:t xml:space="preserve"> </w:t>
+      </w:r>
+      <w:r>
+        <w:t xml:space="preserve">Actions kann jeweils nur den unmittelbar durch die Schnittstelle bestätigten</w:t>
+      </w:r>
+      <w:r>
+        <w:t xml:space="preserve"> </w:t>
+      </w:r>
+      <w:r>
+        <w:t xml:space="preserve">Status melden. Der spätere fachliche Abschluss im Zielsystem ist nicht</w:t>
+      </w:r>
+      <w:r>
+        <w:t xml:space="preserve"> </w:t>
+      </w:r>
+      <w:r>
+        <w:t xml:space="preserve">Bestandteil dieser ersten Ausbaustufe.</w:t>
       </w:r>
     </w:p>
     <w:bookmarkEnd w:id="13"/>
@@ -1067,7 +1127,7 @@
               <w:pStyle w:val="Compact"/>
             </w:pPr>
             <w:r>
-              <w:t xml:space="preserve">Ausführung innerhalb des internen Netzes und Zugriff auf M/Text, Netzlaufwerk und Mainframe</w:t>
+              <w:t xml:space="preserve">Ausführung innerhalb des internen Netzes und, abhängig vom noch festzulegenden M/Text-Transportweg, Zugriff auf Adapter oder Netzlaufwerk sowie auf den Mainframe</w:t>
             </w:r>
           </w:p>
         </w:tc>
@@ -1385,31 +1445,114 @@
         <w:pStyle w:val="BodyText"/>
       </w:pPr>
       <w:r>
-        <w:t xml:space="preserve">Der M/Text-Adapter und der bestehende Prozess auf dem Mainframe-Zielsystem</w:t>
-      </w:r>
-      <w:r>
-        <w:t xml:space="preserve"> </w:t>
-      </w:r>
-      <w:r>
-        <w:t xml:space="preserve">IZE9 bleiben zunächst unverändert. Mit der bestätigten technischen Übergabe</w:t>
-      </w:r>
-      <w:r>
-        <w:t xml:space="preserve"> </w:t>
-      </w:r>
-      <w:r>
-        <w:t xml:space="preserve">endet der hier beschriebene GitHub-Prozess. Das anschließende</w:t>
-      </w:r>
-      <w:r>
-        <w:t xml:space="preserve"> </w:t>
-      </w:r>
-      <w:r>
-        <w:t xml:space="preserve">KM-Bereitstellungsverfahren bis zur Produktion liegt außerhalb dieses</w:t>
-      </w:r>
-      <w:r>
-        <w:t xml:space="preserve"> </w:t>
-      </w:r>
-      <w:r>
-        <w:t xml:space="preserve">Zielbilds.</w:t>
+        <w:t xml:space="preserve">Unabhängig vom gewählten Transportweg muss auf</w:t>
+      </w:r>
+      <w:r>
+        <w:t xml:space="preserve"> </w:t>
+      </w:r>
+      <w:r>
+        <w:rPr>
+          <w:rStyle w:val="VerbatimChar"/>
+        </w:rPr>
+        <w:t xml:space="preserve">serverSync</w:t>
+      </w:r>
+      <w:r>
+        <w:t xml:space="preserve"> </w:t>
+      </w:r>
+      <w:r>
+        <w:t xml:space="preserve">derselbe</w:t>
+      </w:r>
+      <w:r>
+        <w:t xml:space="preserve"> </w:t>
+      </w:r>
+      <w:r>
+        <w:t xml:space="preserve">Verzeichnisbaum mit denselben relativen Pfaden und Dateiinhalten entstehen wie</w:t>
+      </w:r>
+      <w:r>
+        <w:t xml:space="preserve"> </w:t>
+      </w:r>
+      <w:r>
+        <w:t xml:space="preserve">im bisherigen Jenkins-/SVN-Verfahren. Bei der Downloadvariante dient das</w:t>
+      </w:r>
+      <w:r>
+        <w:t xml:space="preserve"> </w:t>
+      </w:r>
+      <w:r>
+        <w:t xml:space="preserve">GitHub-Actions-Artefakt ausschließlich als technischer Transportbehälter für</w:t>
+      </w:r>
+      <w:r>
+        <w:t xml:space="preserve"> </w:t>
+      </w:r>
+      <w:r>
+        <w:t xml:space="preserve">diesen Verzeichnisbaum. Nach dem Entpacken verbleiben weder die ZIP-Datei noch</w:t>
+      </w:r>
+      <w:r>
+        <w:t xml:space="preserve"> </w:t>
+      </w:r>
+      <w:r>
+        <w:t xml:space="preserve">technische Metadaten im von M/Text ausgewerteten Bestand. Dieses</w:t>
+      </w:r>
+      <w:r>
+        <w:t xml:space="preserve"> </w:t>
+      </w:r>
+      <w:r>
+        <w:t xml:space="preserve">Sync-Artefakt ist von den FULL-/DELTA-Releaseartefakten für den Mainframe zu</w:t>
+      </w:r>
+      <w:r>
+        <w:t xml:space="preserve"> </w:t>
+      </w:r>
+      <w:r>
+        <w:t xml:space="preserve">unterscheiden. Die Entscheidung zwischen den drei M/Text-Transportwegen und</w:t>
+      </w:r>
+      <w:r>
+        <w:t xml:space="preserve"> </w:t>
+      </w:r>
+      <w:r>
+        <w:t xml:space="preserve">der daraus folgende Adaptervertrag sind vor dem nichtproduktiven</w:t>
+      </w:r>
+      <w:r>
+        <w:t xml:space="preserve"> </w:t>
+      </w:r>
+      <w:r>
+        <w:t xml:space="preserve">Integrationslauf verbindlich zu treffen.</w:t>
+      </w:r>
+    </w:p>
+    <w:p>
+      <w:pPr>
+        <w:pStyle w:val="BodyText"/>
+      </w:pPr>
+      <w:r>
+        <w:t xml:space="preserve">Der M/Text-Adapter bleibt Bestandteil der Lösung; abhängig vom gewählten</w:t>
+      </w:r>
+      <w:r>
+        <w:t xml:space="preserve"> </w:t>
+      </w:r>
+      <w:r>
+        <w:t xml:space="preserve">Transportweg kann sein Vertrag erweitert werden. Der bestehende Prozess auf</w:t>
+      </w:r>
+      <w:r>
+        <w:t xml:space="preserve"> </w:t>
+      </w:r>
+      <w:r>
+        <w:t xml:space="preserve">dem Mainframe-Zielsystem IZE9 bleibt zunächst unverändert. Mit der bestätigten</w:t>
+      </w:r>
+      <w:r>
+        <w:t xml:space="preserve"> </w:t>
+      </w:r>
+      <w:r>
+        <w:t xml:space="preserve">technischen Übergabe endet der hier beschriebene GitHub-Prozess. Das</w:t>
+      </w:r>
+      <w:r>
+        <w:t xml:space="preserve"> </w:t>
+      </w:r>
+      <w:r>
+        <w:t xml:space="preserve">anschließende KM-Bereitstellungsverfahren bis zur Produktion liegt außerhalb</w:t>
+      </w:r>
+      <w:r>
+        <w:t xml:space="preserve"> </w:t>
+      </w:r>
+      <w:r>
+        <w:t xml:space="preserve">dieses Zielbilds.</w:t>
       </w:r>
     </w:p>
     <w:bookmarkEnd w:id="16"/>
@@ -1895,7 +2038,7 @@
       </w:r>
     </w:p>
     <w:bookmarkEnd w:id="17"/>
-    <w:bookmarkStart w:id="18" w:name="Xf9f5d5b1e10b1cd4e1812458f539d819763c8d3"/>
+    <w:bookmarkStart w:id="20" w:name="Xf9f5d5b1e10b1cd4e1812458f539d819763c8d3"/>
     <w:p>
       <w:pPr>
         <w:pStyle w:val="Heading2"/>
@@ -2273,11 +2416,121 @@
         <w:t xml:space="preserve">ausgewählten Stufenbranch gehört.</w:t>
       </w:r>
     </w:p>
+    <w:bookmarkStart w:id="19" w:name="Xee0d6fb99ad4f63540d5b016a2adac88006d32e"/>
+    <w:p>
+      <w:pPr>
+        <w:pStyle w:val="Heading3"/>
+      </w:pPr>
+      <w:r>
+        <w:t xml:space="preserve">Initiale Vollsynchronisation bei einer neuen Releaselinie</w:t>
+      </w:r>
+    </w:p>
+    <w:p>
+      <w:pPr>
+        <w:pStyle w:val="FirstParagraph"/>
+      </w:pPr>
+      <w:r>
+        <w:t xml:space="preserve">Eine neue Releaselinie basiert je Mandant auf dem unveränderlichen Commit des</w:t>
+      </w:r>
+      <w:r>
+        <w:t xml:space="preserve"> </w:t>
+      </w:r>
+      <w:r>
+        <w:t xml:space="preserve">letzten tatsächlich ausgelieferten Release-Tags der bisherigen Linie. Dieser</w:t>
+      </w:r>
+      <w:r>
+        <w:t xml:space="preserve"> </w:t>
+      </w:r>
+      <w:r>
+        <w:t xml:space="preserve">bestätigte Tag und nicht lediglich der numerisch höchste vorhandene Tag bildet</w:t>
+      </w:r>
+      <w:r>
+        <w:t xml:space="preserve"> </w:t>
+      </w:r>
+      <w:r>
+        <w:t xml:space="preserve">die Basis der neuen Stufenbranches.</w:t>
+      </w:r>
+    </w:p>
     <w:p>
       <w:pPr>
         <w:pStyle w:val="BodyText"/>
       </w:pPr>
       <w:r>
+        <w:t xml:space="preserve">Für Entwicklung und Abnahme wird der bestehende Sync-Ablauf mit diesem Commit</w:t>
+      </w:r>
+      <w:r>
+        <w:t xml:space="preserve"> </w:t>
+      </w:r>
+      <w:r>
+        <w:t xml:space="preserve">je einmal verwendet. Er überträgt den vollständigen Stand der Projekt-Allowlist;</w:t>
+      </w:r>
+      <w:r>
+        <w:t xml:space="preserve"> </w:t>
+      </w:r>
+      <w:r>
+        <w:t xml:space="preserve">ein eigener M/Text-FULL-Pakettyp und ein künstlicher Änderungscommit sind nicht</w:t>
+      </w:r>
+      <w:r>
+        <w:t xml:space="preserve"> </w:t>
+      </w:r>
+      <w:r>
+        <w:t xml:space="preserve">erforderlich.</w:t>
+      </w:r>
+      <w:r>
+        <w:t xml:space="preserve"> </w:t>
+      </w:r>
+      <w:r>
+        <w:rPr>
+          <w:rStyle w:val="VerbatimChar"/>
+        </w:rPr>
+        <w:t xml:space="preserve">ADAPTER_ACCEPTED</w:t>
+      </w:r>
+      <w:r>
+        <w:t xml:space="preserve"> </w:t>
+      </w:r>
+      <w:r>
+        <w:t xml:space="preserve">ersetzt nicht den anschließenden fachlichen</w:t>
+      </w:r>
+      <w:r>
+        <w:t xml:space="preserve"> </w:t>
+      </w:r>
+      <w:r>
+        <w:t xml:space="preserve">Smoke-Test in M/Text.</w:t>
+      </w:r>
+    </w:p>
+    <w:p>
+      <w:pPr>
+        <w:pStyle w:val="BodyText"/>
+      </w:pPr>
+      <w:r>
+        <w:t xml:space="preserve">Der verbindliche Bedienablauf einschließlich Verantwortlichkeiten,</w:t>
+      </w:r>
+      <w:r>
+        <w:t xml:space="preserve"> </w:t>
+      </w:r>
+      <w:r>
+        <w:t xml:space="preserve">Workflow-Inputs, Dokumentation und Wiederanlauf steht in der</w:t>
+      </w:r>
+      <w:r>
+        <w:t xml:space="preserve"> </w:t>
+      </w:r>
+      <w:hyperlink r:id="rId18">
+        <w:r>
+          <w:rPr>
+            <w:rStyle w:val="Hyperlink"/>
+          </w:rPr>
+          <w:t xml:space="preserve">Benutzeranleitung</w:t>
+        </w:r>
+      </w:hyperlink>
+      <w:r>
+        <w:t xml:space="preserve">.</w:t>
+      </w:r>
+    </w:p>
+    <w:p>
+      <w:pPr>
+        <w:pStyle w:val="BodyText"/>
+      </w:pPr>
+      <w:r>
         <w:t xml:space="preserve">Die Zielplattform ist GitHub Enterprise Server 3.20.4. Die verwendeten</w:t>
       </w:r>
       <w:r>
@@ -2293,8 +2546,9 @@
         <w:t xml:space="preserve">dieser konkreten Version geprüft werden.</w:t>
       </w:r>
     </w:p>
-    <w:bookmarkEnd w:id="18"/>
-    <w:bookmarkStart w:id="19" w:name="X2fdd6a840bda6fa4e4e9560b01aa43e9c26603d"/>
+    <w:bookmarkEnd w:id="19"/>
+    <w:bookmarkEnd w:id="20"/>
+    <w:bookmarkStart w:id="21" w:name="X2fdd6a840bda6fa4e4e9560b01aa43e9c26603d"/>
     <w:p>
       <w:pPr>
         <w:pStyle w:val="Heading2"/>
@@ -2837,8 +3091,8 @@
         <w:t xml:space="preserve">freigegeben.</w:t>
       </w:r>
     </w:p>
-    <w:bookmarkEnd w:id="19"/>
-    <w:bookmarkStart w:id="20" w:name="X98bce24193f2560f5af3a394424f014cffcf16b"/>
+    <w:bookmarkEnd w:id="21"/>
+    <w:bookmarkStart w:id="22" w:name="X98bce24193f2560f5af3a394424f014cffcf16b"/>
     <w:p>
       <w:pPr>
         <w:pStyle w:val="Heading2"/>
@@ -3067,8 +3321,8 @@
         <w:t xml:space="preserve">Migrationskonzept gesondert behandelt.</w:t>
       </w:r>
     </w:p>
-    <w:bookmarkEnd w:id="20"/>
-    <w:bookmarkStart w:id="21" w:name="X91cbc0de5b22a13e420d9396ebf604099507218"/>
+    <w:bookmarkEnd w:id="22"/>
+    <w:bookmarkStart w:id="23" w:name="X91cbc0de5b22a13e420d9396ebf604099507218"/>
     <w:p>
       <w:pPr>
         <w:pStyle w:val="Heading2"/>
@@ -3190,8 +3444,8 @@
         <w:t xml:space="preserve">Mandanten können gleichzeitig liefern.</w:t>
       </w:r>
     </w:p>
-    <w:bookmarkEnd w:id="21"/>
-    <w:bookmarkStart w:id="22" w:name="Xc9e55f19a3c267ed17d9fa137e0fc73a757a6fc"/>
+    <w:bookmarkEnd w:id="23"/>
+    <w:bookmarkStart w:id="24" w:name="Xc9e55f19a3c267ed17d9fa137e0fc73a757a6fc"/>
     <w:p>
       <w:pPr>
         <w:pStyle w:val="Heading2"/>
@@ -3550,8 +3804,8 @@
         <w:t xml:space="preserve">späteren fachlichen Endstatus.</w:t>
       </w:r>
     </w:p>
-    <w:bookmarkEnd w:id="22"/>
-    <w:bookmarkEnd w:id="23"/>
+    <w:bookmarkEnd w:id="24"/>
+    <w:bookmarkEnd w:id="25"/>
     <w:sectPr>
       <w:footnotePr>
         <w:numRestart w:val="eachSect"/>

--- a/docs/confluence/Zielbild_GitHub_Actions_Git.docx
+++ b/docs/confluence/Zielbild_GitHub_Actions_Git.docx
@@ -2,7 +2,7 @@
 <file path=word/document.xml><?xml version="1.0" encoding="utf-8"?>
 <w:document xmlns:w="http://schemas.openxmlformats.org/wordprocessingml/2006/main" xmlns:m="http://schemas.openxmlformats.org/officeDocument/2006/math" xmlns:r="http://schemas.openxmlformats.org/officeDocument/2006/relationships" xmlns:o="urn:schemas-microsoft-com:office:office" xmlns:v="urn:schemas-microsoft-com:vml" xmlns:w10="urn:schemas-microsoft-com:office:word" xmlns:a="http://schemas.openxmlformats.org/drawingml/2006/main" xmlns:pic="http://schemas.openxmlformats.org/drawingml/2006/picture" xmlns:wp="http://schemas.openxmlformats.org/drawingml/2006/wordprocessingDrawing">
   <w:body>
-    <w:bookmarkStart w:id="25" w:name="X97e557bc7e8dabc0fe80862b53409af5c29efd1"/>
+    <w:bookmarkStart w:id="27" w:name="X97e557bc7e8dabc0fe80862b53409af5c29efd1"/>
     <w:p>
       <w:pPr>
         <w:pStyle w:val="Heading1"/>
@@ -3092,7 +3092,7 @@
       </w:r>
     </w:p>
     <w:bookmarkEnd w:id="21"/>
-    <w:bookmarkStart w:id="22" w:name="X98bce24193f2560f5af3a394424f014cffcf16b"/>
+    <w:bookmarkStart w:id="23" w:name="X98bce24193f2560f5af3a394424f014cffcf16b"/>
     <w:p>
       <w:pPr>
         <w:pStyle w:val="Heading2"/>
@@ -3317,12 +3317,29 @@
       <w:r>
         <w:t xml:space="preserve"> </w:t>
       </w:r>
-      <w:r>
-        <w:t xml:space="preserve">Migrationskonzept gesondert behandelt.</w:t>
-      </w:r>
-    </w:p>
-    <w:bookmarkEnd w:id="22"/>
-    <w:bookmarkStart w:id="23" w:name="X91cbc0de5b22a13e420d9396ebf604099507218"/>
+      <w:hyperlink r:id="rId22">
+        <w:r>
+          <w:rPr>
+            <w:rStyle w:val="Hyperlink"/>
+          </w:rPr>
+          <w:t xml:space="preserve">Migrations- und Cutover-Runbook</w:t>
+        </w:r>
+      </w:hyperlink>
+      <w:r>
+        <w:t xml:space="preserve"> </w:t>
+      </w:r>
+      <w:r>
+        <w:t xml:space="preserve">gesondert</w:t>
+      </w:r>
+      <w:r>
+        <w:t xml:space="preserve"> </w:t>
+      </w:r>
+      <w:r>
+        <w:t xml:space="preserve">behandelt.</w:t>
+      </w:r>
+    </w:p>
+    <w:bookmarkEnd w:id="23"/>
+    <w:bookmarkStart w:id="24" w:name="X91cbc0de5b22a13e420d9396ebf604099507218"/>
     <w:p>
       <w:pPr>
         <w:pStyle w:val="Heading2"/>
@@ -3444,8 +3461,8 @@
         <w:t xml:space="preserve">Mandanten können gleichzeitig liefern.</w:t>
       </w:r>
     </w:p>
-    <w:bookmarkEnd w:id="23"/>
-    <w:bookmarkStart w:id="24" w:name="Xc9e55f19a3c267ed17d9fa137e0fc73a757a6fc"/>
+    <w:bookmarkEnd w:id="24"/>
+    <w:bookmarkStart w:id="25" w:name="Xc9e55f19a3c267ed17d9fa137e0fc73a757a6fc"/>
     <w:p>
       <w:pPr>
         <w:pStyle w:val="Heading2"/>
@@ -3804,8 +3821,50 @@
         <w:t xml:space="preserve">späteren fachlichen Endstatus.</w:t>
       </w:r>
     </w:p>
-    <w:bookmarkEnd w:id="24"/>
     <w:bookmarkEnd w:id="25"/>
+    <w:bookmarkStart w:id="26" w:name="Xb1d5ef3ecb6f9040c3f67f5a47041315995b83d"/>
+    <w:p>
+      <w:pPr>
+        <w:pStyle w:val="Heading2"/>
+      </w:pPr>
+      <w:r>
+        <w:t xml:space="preserve">11. Spätere Erweiterungen</w:t>
+      </w:r>
+    </w:p>
+    <w:p>
+      <w:pPr>
+        <w:pStyle w:val="FirstParagraph"/>
+      </w:pPr>
+      <w:r>
+        <w:t xml:space="preserve">Nicht zur ersten Produktivsetzung gehören zusätzliche</w:t>
+      </w:r>
+      <w:r>
+        <w:t xml:space="preserve"> </w:t>
+      </w:r>
+      <w:r>
+        <w:t xml:space="preserve">E-Mail-Benachrichtigungen, weitergehende historische SVN-Daten und ein</w:t>
+      </w:r>
+      <w:r>
+        <w:t xml:space="preserve"> </w:t>
+      </w:r>
+      <w:r>
+        <w:t xml:space="preserve">optionales M/Text- oder Mainframe-Status-Polling. Falls die</w:t>
+      </w:r>
+      <w:r>
+        <w:t xml:space="preserve"> </w:t>
+      </w:r>
+      <w:r>
+        <w:t xml:space="preserve">Mandantenkonfiguration später über Pull Requests gepflegt wird, kann außerdem</w:t>
+      </w:r>
+      <w:r>
+        <w:t xml:space="preserve"> </w:t>
+      </w:r>
+      <w:r>
+        <w:t xml:space="preserve">eine verbindliche Code-Owner-Freigabe ergänzt werden.</w:t>
+      </w:r>
+    </w:p>
+    <w:bookmarkEnd w:id="26"/>
+    <w:bookmarkEnd w:id="27"/>
     <w:sectPr>
       <w:footnotePr>
         <w:numRestart w:val="eachSect"/>
